--- a/Documentation/SETU Code Lab Functional Specification.docx
+++ b/Documentation/SETU Code Lab Functional Specification.docx
@@ -4499,10 +4499,10 @@
         </w:numPr>
       </w:pPr>
       <w:r>
-        <w:t xml:space="preserve">The system shall allow students to browse a list of </w:t>
-      </w:r>
-      <w:r>
-        <w:t xml:space="preserve">Java </w:t>
+        <w:t>The system shall allow students to browse a list of</w:t>
+      </w:r>
+      <w:r>
+        <w:t xml:space="preserve"> </w:t>
       </w:r>
       <w:r>
         <w:t>coding problems</w:t>
@@ -4765,19 +4765,22 @@
         </w:numPr>
       </w:pPr>
       <w:r>
-        <w:t xml:space="preserve">Lecturers with existing accounts should be able to log in, create a new code problem, write something, and upload it with no prior training in </w:t>
+        <w:t>Lecturers with existing accounts should be able to log in, create a new</w:t>
+      </w:r>
+      <w:r>
+        <w:t xml:space="preserve"> basic</w:t>
+      </w:r>
+      <w:r>
+        <w:t xml:space="preserve"> code problem, and upload it with no prior training in </w:t>
       </w:r>
       <w:r>
         <w:t>≤</w:t>
       </w:r>
       <w:r>
-        <w:t xml:space="preserve"> </w:t>
-      </w:r>
-      <w:r>
-        <w:t>120</w:t>
-      </w:r>
-      <w:r>
-        <w:t xml:space="preserve"> seconds.</w:t>
+        <w:t xml:space="preserve"> 5 minutes</w:t>
+      </w:r>
+      <w:r>
+        <w:t>.</w:t>
       </w:r>
     </w:p>
     <w:p>
@@ -4836,7 +4839,10 @@
         <w:t xml:space="preserve"> </w:t>
       </w:r>
       <w:r>
-        <w:t>5 seconds for problems ≤100 lines of code and ≤10 test cases.</w:t>
+        <w:t>30</w:t>
+      </w:r>
+      <w:r>
+        <w:t xml:space="preserve"> seconds for problems ≤100 lines of code and ≤10 test cases.</w:t>
       </w:r>
     </w:p>
     <w:p>
@@ -4946,15 +4952,7 @@
         <w:t xml:space="preserve"> </w:t>
       </w:r>
       <w:r>
-        <w:t>(</w:t>
-      </w:r>
-      <w:proofErr w:type="spellStart"/>
-      <w:r>
-        <w:t>StatCounter</w:t>
-      </w:r>
-      <w:proofErr w:type="spellEnd"/>
-      <w:r>
-        <w:t>, 2025)</w:t>
+        <w:t>(StatCounter, 2025)</w:t>
       </w:r>
       <w:r>
         <w:t>.</w:t>
@@ -5075,13 +5073,8 @@
       <w:r>
         <w:t xml:space="preserve">cript – Modern version of JavaScript, chosen for its </w:t>
       </w:r>
-      <w:proofErr w:type="gramStart"/>
-      <w:r>
-        <w:t>type</w:t>
-      </w:r>
-      <w:proofErr w:type="gramEnd"/>
-      <w:r>
-        <w:t xml:space="preserve"> </w:t>
+      <w:r>
+        <w:t xml:space="preserve">type </w:t>
       </w:r>
       <w:r>
         <w:t>safety and easy integration with React</w:t>
@@ -5184,11 +5177,9 @@
       <w:r>
         <w:t xml:space="preserve"> (</w:t>
       </w:r>
-      <w:proofErr w:type="spellStart"/>
       <w:r>
         <w:t>Haverbeke</w:t>
       </w:r>
-      <w:proofErr w:type="spellEnd"/>
       <w:r>
         <w:t>, 2025)</w:t>
       </w:r>
@@ -5228,13 +5219,8 @@
       <w:r>
         <w:t xml:space="preserve"> (</w:t>
       </w:r>
-      <w:proofErr w:type="spellStart"/>
-      <w:r>
-        <w:t>OpenJS</w:t>
-      </w:r>
-      <w:proofErr w:type="spellEnd"/>
-      <w:r>
-        <w:t xml:space="preserve"> Foundation</w:t>
+      <w:r>
+        <w:t>OpenJS Foundation</w:t>
       </w:r>
       <w:r>
         <w:t>, 2025)</w:t>
@@ -5258,15 +5244,7 @@
         <w:t xml:space="preserve"> </w:t>
       </w:r>
       <w:r>
-        <w:t>(</w:t>
-      </w:r>
-      <w:proofErr w:type="spellStart"/>
-      <w:r>
-        <w:t>OpenJS</w:t>
-      </w:r>
-      <w:proofErr w:type="spellEnd"/>
-      <w:r>
-        <w:t xml:space="preserve"> Foundation</w:t>
+        <w:t>(OpenJS Foundation</w:t>
       </w:r>
       <w:r>
         <w:t>, 2025)</w:t>
@@ -5367,13 +5345,8 @@
           <w:numId w:val="4"/>
         </w:numPr>
       </w:pPr>
-      <w:proofErr w:type="spellStart"/>
-      <w:r>
-        <w:t>DigitalOcean</w:t>
-      </w:r>
-      <w:proofErr w:type="spellEnd"/>
-      <w:r>
-        <w:t xml:space="preserve"> – VPS (Virtual Private Server) </w:t>
+      <w:r>
+        <w:t xml:space="preserve">DigitalOcean – VPS (Virtual Private Server) </w:t>
       </w:r>
       <w:r>
         <w:t xml:space="preserve">hosting </w:t>
@@ -5382,15 +5355,7 @@
         <w:t>provider</w:t>
       </w:r>
       <w:r>
-        <w:t xml:space="preserve"> (</w:t>
-      </w:r>
-      <w:proofErr w:type="spellStart"/>
-      <w:r>
-        <w:t>DigitalOcean</w:t>
-      </w:r>
-      <w:proofErr w:type="spellEnd"/>
-      <w:r>
-        <w:t>, 2025).</w:t>
+        <w:t xml:space="preserve"> (DigitalOcean, 2025).</w:t>
       </w:r>
     </w:p>
     <w:p>
@@ -10422,11 +10387,9 @@
             <w:r>
               <w:t xml:space="preserve">these outputs with expected outputs defined in test cases and compiles </w:t>
             </w:r>
-            <w:proofErr w:type="gramStart"/>
             <w:r>
               <w:t>final results</w:t>
             </w:r>
-            <w:proofErr w:type="gramEnd"/>
             <w:r>
               <w:t xml:space="preserve"> </w:t>
             </w:r>
@@ -15600,11 +15563,7 @@
         <w:jc w:val="both"/>
       </w:pPr>
       <w:r>
-        <w:t xml:space="preserve">The design of SETU Code Lab is inspired by existing platforms such as </w:t>
-      </w:r>
-      <w:proofErr w:type="spellStart"/>
-      <w:r>
-        <w:t>Leet</w:t>
+        <w:t>The design of SETU Code Lab is inspired by existing platforms such as Leet</w:t>
       </w:r>
       <w:r>
         <w:t>C</w:t>
@@ -15612,26 +15571,15 @@
       <w:r>
         <w:t>ode</w:t>
       </w:r>
-      <w:proofErr w:type="spellEnd"/>
       <w:r>
         <w:t>,</w:t>
       </w:r>
       <w:r>
-        <w:t xml:space="preserve"> </w:t>
-      </w:r>
-      <w:proofErr w:type="spellStart"/>
-      <w:r>
-        <w:t>HackerRank</w:t>
-      </w:r>
-      <w:proofErr w:type="spellEnd"/>
-      <w:r>
-        <w:t xml:space="preserve"> and </w:t>
-      </w:r>
-      <w:proofErr w:type="spellStart"/>
-      <w:r>
-        <w:t>CodeWars</w:t>
-      </w:r>
-      <w:proofErr w:type="spellEnd"/>
+        <w:t xml:space="preserve"> HackerRank</w:t>
+      </w:r>
+      <w:r>
+        <w:t xml:space="preserve"> and CodeWars</w:t>
+      </w:r>
       <w:r>
         <w:t>. These platforms have built</w:t>
       </w:r>
@@ -15701,34 +15649,19 @@
         <w:t xml:space="preserve">allow Lecturers to use the platform as a tool for practical lab work and simplify the grading process as they could see every student’s solution in one place. This </w:t>
       </w:r>
       <w:r>
-        <w:t xml:space="preserve">functionality is not available in </w:t>
-      </w:r>
-      <w:proofErr w:type="spellStart"/>
-      <w:r>
-        <w:t>LeetCode</w:t>
-      </w:r>
-      <w:proofErr w:type="spellEnd"/>
+        <w:t>functionality is not available in LeetCode</w:t>
+      </w:r>
       <w:r>
         <w:t xml:space="preserve">, </w:t>
       </w:r>
-      <w:proofErr w:type="spellStart"/>
       <w:r>
         <w:t>HackerRank</w:t>
       </w:r>
-      <w:proofErr w:type="spellEnd"/>
       <w:r>
         <w:t xml:space="preserve"> </w:t>
       </w:r>
       <w:r>
-        <w:t xml:space="preserve">or </w:t>
-      </w:r>
-      <w:proofErr w:type="spellStart"/>
-      <w:r>
-        <w:t>CodeWars</w:t>
-      </w:r>
-      <w:proofErr w:type="spellEnd"/>
-      <w:r>
-        <w:t xml:space="preserve"> and aims to save lecturers and students time and effort</w:t>
+        <w:t>or CodeWars and aims to save lecturers and students time and effort</w:t>
       </w:r>
       <w:r>
         <w:t>.</w:t>
@@ -15964,7 +15897,10 @@
         <w:t>≤</w:t>
       </w:r>
       <w:r>
-        <w:t xml:space="preserve"> 120 seconds</w:t>
+        <w:t xml:space="preserve"> </w:t>
+      </w:r>
+      <w:r>
+        <w:t>5 minutes</w:t>
       </w:r>
     </w:p>
     <w:p>
@@ -16000,7 +15936,10 @@
         <w:t xml:space="preserve"> </w:t>
       </w:r>
       <w:r>
-        <w:t>5 seconds for problems ≤100 lines of code and ≤10 test cases</w:t>
+        <w:t>30</w:t>
+      </w:r>
+      <w:r>
+        <w:t xml:space="preserve"> seconds for problems ≤100 lines of code and ≤10 test cases</w:t>
       </w:r>
     </w:p>
     <w:p>
@@ -18849,15 +18788,7 @@
               <w:t xml:space="preserve"> </w:t>
             </w:r>
             <w:r>
-              <w:t>Login/</w:t>
-            </w:r>
-            <w:proofErr w:type="spellStart"/>
-            <w:r>
-              <w:t>SignUp</w:t>
-            </w:r>
-            <w:proofErr w:type="spellEnd"/>
-            <w:r>
-              <w:t xml:space="preserve"> Use Cases</w:t>
+              <w:t>Login/SignUp Use Cases</w:t>
             </w:r>
           </w:p>
         </w:tc>
@@ -20889,15 +20820,7 @@
           </w:tcPr>
           <w:p>
             <w:r>
-              <w:t>Login/</w:t>
-            </w:r>
-            <w:proofErr w:type="spellStart"/>
-            <w:r>
-              <w:t>SignUp</w:t>
-            </w:r>
-            <w:proofErr w:type="spellEnd"/>
-            <w:r>
-              <w:t xml:space="preserve"> Use Cases</w:t>
+              <w:t>Login/SignUp Use Cases</w:t>
             </w:r>
           </w:p>
         </w:tc>
@@ -21397,11 +21320,9 @@
       <w:pPr>
         <w:spacing w:after="0"/>
       </w:pPr>
-      <w:proofErr w:type="spellStart"/>
       <w:r>
         <w:t>Statcounter</w:t>
       </w:r>
-      <w:proofErr w:type="spellEnd"/>
       <w:r>
         <w:t>,</w:t>
       </w:r>
@@ -21858,52 +21779,15 @@
       <w:pPr>
         <w:spacing w:after="0" w:line="240" w:lineRule="auto"/>
       </w:pPr>
-      <w:proofErr w:type="spellStart"/>
-      <w:r>
-        <w:t>DigitalOcean</w:t>
-      </w:r>
-      <w:proofErr w:type="spellEnd"/>
-      <w:r>
-        <w:t xml:space="preserve">, 2025. </w:t>
+      <w:r>
+        <w:t xml:space="preserve">DigitalOcean, 2025. </w:t>
       </w:r>
       <w:r>
         <w:rPr>
           <w:i/>
           <w:iCs/>
         </w:rPr>
-        <w:t>VPS Hosting Plans – Starting at $4/</w:t>
-      </w:r>
-      <w:proofErr w:type="spellStart"/>
-      <w:r>
-        <w:rPr>
-          <w:i/>
-          <w:iCs/>
-        </w:rPr>
-        <w:t>mo</w:t>
-      </w:r>
-      <w:proofErr w:type="spellEnd"/>
-      <w:r>
-        <w:rPr>
-          <w:i/>
-          <w:iCs/>
-        </w:rPr>
-        <w:t xml:space="preserve"> | </w:t>
-      </w:r>
-      <w:proofErr w:type="spellStart"/>
-      <w:r>
-        <w:rPr>
-          <w:i/>
-          <w:iCs/>
-        </w:rPr>
-        <w:t>DigitalOcean</w:t>
-      </w:r>
-      <w:proofErr w:type="spellEnd"/>
-      <w:r>
-        <w:rPr>
-          <w:i/>
-          <w:iCs/>
-        </w:rPr>
-        <w:t>.</w:t>
+        <w:t>VPS Hosting Plans – Starting at $4/mo | DigitalOcean.</w:t>
       </w:r>
       <w:r>
         <w:t xml:space="preserve"> [Online]</w:t>
@@ -27872,23 +27756,45 @@
 </file>
 
 <file path=customXml/item1.xml><?xml version="1.0" encoding="utf-8"?>
-<p:properties xmlns:p="http://schemas.microsoft.com/office/2006/metadata/properties" xmlns:xsi="http://www.w3.org/2001/XMLSchema-instance" xmlns:pc="http://schemas.microsoft.com/office/infopath/2007/PartnerControls">
-  <documentManagement>
-    <_activity xmlns="d771323b-a791-478d-9b6d-73d514b85121" xsi:nil="true"/>
-  </documentManagement>
-</p:properties>
+<b:Sources xmlns:b="http://schemas.openxmlformats.org/officeDocument/2006/bibliography" xmlns="http://schemas.openxmlformats.org/officeDocument/2006/bibliography" SelectedStyle="\APASixthEditionOfficeOnline.xsl" StyleName="APA" Version="6">
+  <b:Source>
+    <b:Tag>Met25</b:Tag>
+    <b:SourceType>InternetSite</b:SourceType>
+    <b:Guid>{6A2527E9-2EC4-494C-ADEC-1C3573CA9124}</b:Guid>
+    <b:Author>
+      <b:Author>
+        <b:Corporate>Meta Platforms</b:Corporate>
+      </b:Author>
+    </b:Author>
+    <b:Title>Quick Start - React</b:Title>
+    <b:InternetSiteTitle>React</b:InternetSiteTitle>
+    <b:Year>2025</b:Year>
+    <b:Month>November</b:Month>
+    <b:Day>07</b:Day>
+    <b:URL>https://react.dev/learn</b:URL>
+    <b:RefOrder>1</b:RefOrder>
+  </b:Source>
+  <b:Source>
+    <b:Tag>Mic25</b:Tag>
+    <b:SourceType>InternetSite</b:SourceType>
+    <b:Guid>{3E7981E2-D0C1-447C-8E11-7D2A7CB375E9}</b:Guid>
+    <b:Author>
+      <b:Author>
+        <b:Corporate>Microsoft</b:Corporate>
+      </b:Author>
+    </b:Author>
+    <b:Title>TypeScript: The Starting Point for Learning TypeScript</b:Title>
+    <b:InternetSiteTitle>TypeScript</b:InternetSiteTitle>
+    <b:Year>2025</b:Year>
+    <b:Month>November</b:Month>
+    <b:Day>7</b:Day>
+    <b:URL>https://www.typescriptlang.org/docs/</b:URL>
+    <b:RefOrder>2</b:RefOrder>
+  </b:Source>
+</b:Sources>
 </file>
 
 <file path=customXml/item2.xml><?xml version="1.0" encoding="utf-8"?>
-<?mso-contentType ?>
-<FormTemplates xmlns="http://schemas.microsoft.com/sharepoint/v3/contenttype/forms">
-  <Display>DocumentLibraryForm</Display>
-  <Edit>DocumentLibraryForm</Edit>
-  <New>DocumentLibraryForm</New>
-</FormTemplates>
-</file>
-
-<file path=customXml/item3.xml><?xml version="1.0" encoding="utf-8"?>
 <ct:contentTypeSchema xmlns:ct="http://schemas.microsoft.com/office/2006/metadata/contentType" xmlns:ma="http://schemas.microsoft.com/office/2006/metadata/properties/metaAttributes" ct:_="" ma:_="" ma:contentTypeName="Document" ma:contentTypeID="0x010100306283214E9BE44C91F937894DD612A6" ma:contentTypeVersion="15" ma:contentTypeDescription="Create a new document." ma:contentTypeScope="" ma:versionID="4a87eb5e74377b26ce3e79e28ddaa0f0">
   <xsd:schema xmlns:xsd="http://www.w3.org/2001/XMLSchema" xmlns:xs="http://www.w3.org/2001/XMLSchema" xmlns:p="http://schemas.microsoft.com/office/2006/metadata/properties" xmlns:ns3="d771323b-a791-478d-9b6d-73d514b85121" xmlns:ns4="26d13681-40f3-45ef-a4bd-75e70b9e3c47" targetNamespace="http://schemas.microsoft.com/office/2006/metadata/properties" ma:root="true" ma:fieldsID="dfd8faeeafbb013350e5ee8ad0ffd83b" ns3:_="" ns4:_="">
     <xsd:import namespace="d771323b-a791-478d-9b6d-73d514b85121"/>
@@ -28121,64 +28027,32 @@
 </ct:contentTypeSchema>
 </file>
 
+<file path=customXml/item3.xml><?xml version="1.0" encoding="utf-8"?>
+<?mso-contentType ?>
+<FormTemplates xmlns="http://schemas.microsoft.com/sharepoint/v3/contenttype/forms">
+  <Display>DocumentLibraryForm</Display>
+  <Edit>DocumentLibraryForm</Edit>
+  <New>DocumentLibraryForm</New>
+</FormTemplates>
+</file>
+
 <file path=customXml/item4.xml><?xml version="1.0" encoding="utf-8"?>
-<b:Sources xmlns:b="http://schemas.openxmlformats.org/officeDocument/2006/bibliography" xmlns="http://schemas.openxmlformats.org/officeDocument/2006/bibliography" SelectedStyle="\APASixthEditionOfficeOnline.xsl" StyleName="APA" Version="6">
-  <b:Source>
-    <b:Tag>Met25</b:Tag>
-    <b:SourceType>InternetSite</b:SourceType>
-    <b:Guid>{6A2527E9-2EC4-494C-ADEC-1C3573CA9124}</b:Guid>
-    <b:Author>
-      <b:Author>
-        <b:Corporate>Meta Platforms</b:Corporate>
-      </b:Author>
-    </b:Author>
-    <b:Title>Quick Start - React</b:Title>
-    <b:InternetSiteTitle>React</b:InternetSiteTitle>
-    <b:Year>2025</b:Year>
-    <b:Month>November</b:Month>
-    <b:Day>07</b:Day>
-    <b:URL>https://react.dev/learn</b:URL>
-    <b:RefOrder>1</b:RefOrder>
-  </b:Source>
-  <b:Source>
-    <b:Tag>Mic25</b:Tag>
-    <b:SourceType>InternetSite</b:SourceType>
-    <b:Guid>{3E7981E2-D0C1-447C-8E11-7D2A7CB375E9}</b:Guid>
-    <b:Author>
-      <b:Author>
-        <b:Corporate>Microsoft</b:Corporate>
-      </b:Author>
-    </b:Author>
-    <b:Title>TypeScript: The Starting Point for Learning TypeScript</b:Title>
-    <b:InternetSiteTitle>TypeScript</b:InternetSiteTitle>
-    <b:Year>2025</b:Year>
-    <b:Month>November</b:Month>
-    <b:Day>7</b:Day>
-    <b:URL>https://www.typescriptlang.org/docs/</b:URL>
-    <b:RefOrder>2</b:RefOrder>
-  </b:Source>
-</b:Sources>
+<p:properties xmlns:p="http://schemas.microsoft.com/office/2006/metadata/properties" xmlns:xsi="http://www.w3.org/2001/XMLSchema-instance" xmlns:pc="http://schemas.microsoft.com/office/infopath/2007/PartnerControls">
+  <documentManagement>
+    <_activity xmlns="d771323b-a791-478d-9b6d-73d514b85121" xsi:nil="true"/>
+  </documentManagement>
+</p:properties>
 </file>
 
 <file path=customXml/itemProps1.xml><?xml version="1.0" encoding="utf-8"?>
-<ds:datastoreItem xmlns:ds="http://schemas.openxmlformats.org/officeDocument/2006/customXml" ds:itemID="{B880B37A-A938-4FDF-8755-14BA0037DA8E}">
+<ds:datastoreItem xmlns:ds="http://schemas.openxmlformats.org/officeDocument/2006/customXml" ds:itemID="{7E2993F4-F8E8-4E92-A5C4-2020EB96D530}">
   <ds:schemaRefs>
-    <ds:schemaRef ds:uri="http://schemas.microsoft.com/office/2006/metadata/properties"/>
-    <ds:schemaRef ds:uri="http://schemas.microsoft.com/office/infopath/2007/PartnerControls"/>
-    <ds:schemaRef ds:uri="d771323b-a791-478d-9b6d-73d514b85121"/>
+    <ds:schemaRef ds:uri="http://schemas.openxmlformats.org/officeDocument/2006/bibliography"/>
   </ds:schemaRefs>
 </ds:datastoreItem>
 </file>
 
 <file path=customXml/itemProps2.xml><?xml version="1.0" encoding="utf-8"?>
-<ds:datastoreItem xmlns:ds="http://schemas.openxmlformats.org/officeDocument/2006/customXml" ds:itemID="{A5F10A19-789D-4CBB-9A68-C6965315A38E}">
-  <ds:schemaRefs>
-    <ds:schemaRef ds:uri="http://schemas.microsoft.com/sharepoint/v3/contenttype/forms"/>
-  </ds:schemaRefs>
-</ds:datastoreItem>
-</file>
-
-<file path=customXml/itemProps3.xml><?xml version="1.0" encoding="utf-8"?>
 <ds:datastoreItem xmlns:ds="http://schemas.openxmlformats.org/officeDocument/2006/customXml" ds:itemID="{6A1E77AA-B266-4ABA-8F51-9FC112AB4B42}">
   <ds:schemaRefs>
     <ds:schemaRef ds:uri="http://schemas.microsoft.com/office/2006/metadata/contentType"/>
@@ -28197,10 +28071,20 @@
 </ds:datastoreItem>
 </file>
 
+<file path=customXml/itemProps3.xml><?xml version="1.0" encoding="utf-8"?>
+<ds:datastoreItem xmlns:ds="http://schemas.openxmlformats.org/officeDocument/2006/customXml" ds:itemID="{A5F10A19-789D-4CBB-9A68-C6965315A38E}">
+  <ds:schemaRefs>
+    <ds:schemaRef ds:uri="http://schemas.microsoft.com/sharepoint/v3/contenttype/forms"/>
+  </ds:schemaRefs>
+</ds:datastoreItem>
+</file>
+
 <file path=customXml/itemProps4.xml><?xml version="1.0" encoding="utf-8"?>
-<ds:datastoreItem xmlns:ds="http://schemas.openxmlformats.org/officeDocument/2006/customXml" ds:itemID="{7E2993F4-F8E8-4E92-A5C4-2020EB96D530}">
+<ds:datastoreItem xmlns:ds="http://schemas.openxmlformats.org/officeDocument/2006/customXml" ds:itemID="{B880B37A-A938-4FDF-8755-14BA0037DA8E}">
   <ds:schemaRefs>
-    <ds:schemaRef ds:uri="http://schemas.openxmlformats.org/officeDocument/2006/bibliography"/>
+    <ds:schemaRef ds:uri="http://schemas.microsoft.com/office/2006/metadata/properties"/>
+    <ds:schemaRef ds:uri="http://schemas.microsoft.com/office/infopath/2007/PartnerControls"/>
+    <ds:schemaRef ds:uri="d771323b-a791-478d-9b6d-73d514b85121"/>
   </ds:schemaRefs>
 </ds:datastoreItem>
 </file>
--- a/Documentation/SETU Code Lab Functional Specification.docx
+++ b/Documentation/SETU Code Lab Functional Specification.docx
@@ -4657,7 +4657,16 @@
         </w:numPr>
       </w:pPr>
       <w:r>
-        <w:t>The system should provide a leaderboard ranking students on number of problems solved and/or ranking solutions on shortest execution time</w:t>
+        <w:t xml:space="preserve">The system should provide a leaderboard ranking students on number </w:t>
+      </w:r>
+      <w:r>
+        <w:t xml:space="preserve">points earned </w:t>
+      </w:r>
+      <w:r>
+        <w:t xml:space="preserve">and/or </w:t>
+      </w:r>
+      <w:r>
+        <w:t>current log-in streak</w:t>
       </w:r>
     </w:p>
     <w:p>
@@ -27756,42 +27765,12 @@
 </file>
 
 <file path=customXml/item1.xml><?xml version="1.0" encoding="utf-8"?>
-<b:Sources xmlns:b="http://schemas.openxmlformats.org/officeDocument/2006/bibliography" xmlns="http://schemas.openxmlformats.org/officeDocument/2006/bibliography" SelectedStyle="\APASixthEditionOfficeOnline.xsl" StyleName="APA" Version="6">
-  <b:Source>
-    <b:Tag>Met25</b:Tag>
-    <b:SourceType>InternetSite</b:SourceType>
-    <b:Guid>{6A2527E9-2EC4-494C-ADEC-1C3573CA9124}</b:Guid>
-    <b:Author>
-      <b:Author>
-        <b:Corporate>Meta Platforms</b:Corporate>
-      </b:Author>
-    </b:Author>
-    <b:Title>Quick Start - React</b:Title>
-    <b:InternetSiteTitle>React</b:InternetSiteTitle>
-    <b:Year>2025</b:Year>
-    <b:Month>November</b:Month>
-    <b:Day>07</b:Day>
-    <b:URL>https://react.dev/learn</b:URL>
-    <b:RefOrder>1</b:RefOrder>
-  </b:Source>
-  <b:Source>
-    <b:Tag>Mic25</b:Tag>
-    <b:SourceType>InternetSite</b:SourceType>
-    <b:Guid>{3E7981E2-D0C1-447C-8E11-7D2A7CB375E9}</b:Guid>
-    <b:Author>
-      <b:Author>
-        <b:Corporate>Microsoft</b:Corporate>
-      </b:Author>
-    </b:Author>
-    <b:Title>TypeScript: The Starting Point for Learning TypeScript</b:Title>
-    <b:InternetSiteTitle>TypeScript</b:InternetSiteTitle>
-    <b:Year>2025</b:Year>
-    <b:Month>November</b:Month>
-    <b:Day>7</b:Day>
-    <b:URL>https://www.typescriptlang.org/docs/</b:URL>
-    <b:RefOrder>2</b:RefOrder>
-  </b:Source>
-</b:Sources>
+<?mso-contentType ?>
+<FormTemplates xmlns="http://schemas.microsoft.com/sharepoint/v3/contenttype/forms">
+  <Display>DocumentLibraryForm</Display>
+  <Edit>DocumentLibraryForm</Edit>
+  <New>DocumentLibraryForm</New>
+</FormTemplates>
 </file>
 
 <file path=customXml/item2.xml><?xml version="1.0" encoding="utf-8"?>
@@ -28028,12 +28007,42 @@
 </file>
 
 <file path=customXml/item3.xml><?xml version="1.0" encoding="utf-8"?>
-<?mso-contentType ?>
-<FormTemplates xmlns="http://schemas.microsoft.com/sharepoint/v3/contenttype/forms">
-  <Display>DocumentLibraryForm</Display>
-  <Edit>DocumentLibraryForm</Edit>
-  <New>DocumentLibraryForm</New>
-</FormTemplates>
+<b:Sources xmlns:b="http://schemas.openxmlformats.org/officeDocument/2006/bibliography" xmlns="http://schemas.openxmlformats.org/officeDocument/2006/bibliography" SelectedStyle="\APASixthEditionOfficeOnline.xsl" StyleName="APA" Version="6">
+  <b:Source>
+    <b:Tag>Met25</b:Tag>
+    <b:SourceType>InternetSite</b:SourceType>
+    <b:Guid>{6A2527E9-2EC4-494C-ADEC-1C3573CA9124}</b:Guid>
+    <b:Author>
+      <b:Author>
+        <b:Corporate>Meta Platforms</b:Corporate>
+      </b:Author>
+    </b:Author>
+    <b:Title>Quick Start - React</b:Title>
+    <b:InternetSiteTitle>React</b:InternetSiteTitle>
+    <b:Year>2025</b:Year>
+    <b:Month>November</b:Month>
+    <b:Day>07</b:Day>
+    <b:URL>https://react.dev/learn</b:URL>
+    <b:RefOrder>1</b:RefOrder>
+  </b:Source>
+  <b:Source>
+    <b:Tag>Mic25</b:Tag>
+    <b:SourceType>InternetSite</b:SourceType>
+    <b:Guid>{3E7981E2-D0C1-447C-8E11-7D2A7CB375E9}</b:Guid>
+    <b:Author>
+      <b:Author>
+        <b:Corporate>Microsoft</b:Corporate>
+      </b:Author>
+    </b:Author>
+    <b:Title>TypeScript: The Starting Point for Learning TypeScript</b:Title>
+    <b:InternetSiteTitle>TypeScript</b:InternetSiteTitle>
+    <b:Year>2025</b:Year>
+    <b:Month>November</b:Month>
+    <b:Day>7</b:Day>
+    <b:URL>https://www.typescriptlang.org/docs/</b:URL>
+    <b:RefOrder>2</b:RefOrder>
+  </b:Source>
+</b:Sources>
 </file>
 
 <file path=customXml/item4.xml><?xml version="1.0" encoding="utf-8"?>
@@ -28045,9 +28054,9 @@
 </file>
 
 <file path=customXml/itemProps1.xml><?xml version="1.0" encoding="utf-8"?>
-<ds:datastoreItem xmlns:ds="http://schemas.openxmlformats.org/officeDocument/2006/customXml" ds:itemID="{7E2993F4-F8E8-4E92-A5C4-2020EB96D530}">
+<ds:datastoreItem xmlns:ds="http://schemas.openxmlformats.org/officeDocument/2006/customXml" ds:itemID="{A5F10A19-789D-4CBB-9A68-C6965315A38E}">
   <ds:schemaRefs>
-    <ds:schemaRef ds:uri="http://schemas.openxmlformats.org/officeDocument/2006/bibliography"/>
+    <ds:schemaRef ds:uri="http://schemas.microsoft.com/sharepoint/v3/contenttype/forms"/>
   </ds:schemaRefs>
 </ds:datastoreItem>
 </file>
@@ -28072,9 +28081,9 @@
 </file>
 
 <file path=customXml/itemProps3.xml><?xml version="1.0" encoding="utf-8"?>
-<ds:datastoreItem xmlns:ds="http://schemas.openxmlformats.org/officeDocument/2006/customXml" ds:itemID="{A5F10A19-789D-4CBB-9A68-C6965315A38E}">
+<ds:datastoreItem xmlns:ds="http://schemas.openxmlformats.org/officeDocument/2006/customXml" ds:itemID="{7E2993F4-F8E8-4E92-A5C4-2020EB96D530}">
   <ds:schemaRefs>
-    <ds:schemaRef ds:uri="http://schemas.microsoft.com/sharepoint/v3/contenttype/forms"/>
+    <ds:schemaRef ds:uri="http://schemas.openxmlformats.org/officeDocument/2006/bibliography"/>
   </ds:schemaRefs>
 </ds:datastoreItem>
 </file>

--- a/Documentation/SETU Code Lab Functional Specification.docx
+++ b/Documentation/SETU Code Lab Functional Specification.docx
@@ -3900,10 +3900,24 @@
     </w:sdt>
     <w:p>
       <w:pPr>
+        <w:rPr>
+          <w:rFonts w:asciiTheme="majorHAnsi" w:eastAsiaTheme="majorEastAsia" w:hAnsiTheme="majorHAnsi" w:cstheme="majorBidi"/>
+          <w:color w:val="0F4761" w:themeColor="accent1" w:themeShade="BF"/>
+          <w:sz w:val="40"/>
+          <w:szCs w:val="40"/>
+        </w:rPr>
+      </w:pPr>
+      <w:bookmarkStart w:id="0" w:name="_Toc222933816"/>
+      <w:r>
+        <w:br w:type="page"/>
+      </w:r>
+    </w:p>
+    <w:p>
+      <w:pPr>
         <w:pStyle w:val="Heading1"/>
       </w:pPr>
-      <w:bookmarkStart w:id="0" w:name="_Toc222933816"/>
-      <w:r>
+      <w:r>
+        <w:lastRenderedPageBreak/>
         <w:t>Table of Figures</w:t>
       </w:r>
       <w:bookmarkEnd w:id="0"/>
@@ -3931,7 +3945,7 @@
       <w:r>
         <w:fldChar w:fldCharType="separate"/>
       </w:r>
-      <w:hyperlink w:anchor="_Toc222940618" w:history="1">
+      <w:hyperlink w:anchor="_Toc226454506" w:history="1">
         <w:r>
           <w:rPr>
             <w:rStyle w:val="Hyperlink"/>
@@ -3967,7 +3981,7 @@
             <w:noProof/>
             <w:webHidden/>
           </w:rPr>
-          <w:instrText xml:space="preserve"> PAGEREF _Toc222940618 \h </w:instrText>
+          <w:instrText xml:space="preserve"> PAGEREF _Toc226454506 \h </w:instrText>
         </w:r>
         <w:r>
           <w:rPr>
@@ -4012,7 +4026,7 @@
           <w:lang w:eastAsia="en-IE"/>
         </w:rPr>
       </w:pPr>
-      <w:hyperlink w:anchor="_Toc222940619" w:history="1">
+      <w:hyperlink w:anchor="_Toc226454507" w:history="1">
         <w:r>
           <w:rPr>
             <w:rStyle w:val="Hyperlink"/>
@@ -4048,7 +4062,7 @@
             <w:noProof/>
             <w:webHidden/>
           </w:rPr>
-          <w:instrText xml:space="preserve"> PAGEREF _Toc222940619 \h </w:instrText>
+          <w:instrText xml:space="preserve"> PAGEREF _Toc226454507 \h </w:instrText>
         </w:r>
         <w:r>
           <w:rPr>
@@ -4093,7 +4107,7 @@
           <w:lang w:eastAsia="en-IE"/>
         </w:rPr>
       </w:pPr>
-      <w:hyperlink w:anchor="_Toc222940620" w:history="1">
+      <w:hyperlink w:anchor="_Toc226454508" w:history="1">
         <w:r>
           <w:rPr>
             <w:rStyle w:val="Hyperlink"/>
@@ -4129,7 +4143,7 @@
             <w:noProof/>
             <w:webHidden/>
           </w:rPr>
-          <w:instrText xml:space="preserve"> PAGEREF _Toc222940620 \h </w:instrText>
+          <w:instrText xml:space="preserve"> PAGEREF _Toc226454508 \h </w:instrText>
         </w:r>
         <w:r>
           <w:rPr>
@@ -4174,7 +4188,7 @@
           <w:lang w:eastAsia="en-IE"/>
         </w:rPr>
       </w:pPr>
-      <w:hyperlink w:anchor="_Toc222940621" w:history="1">
+      <w:hyperlink w:anchor="_Toc226454509" w:history="1">
         <w:r>
           <w:rPr>
             <w:rStyle w:val="Hyperlink"/>
@@ -4210,7 +4224,7 @@
             <w:noProof/>
             <w:webHidden/>
           </w:rPr>
-          <w:instrText xml:space="preserve"> PAGEREF _Toc222940621 \h </w:instrText>
+          <w:instrText xml:space="preserve"> PAGEREF _Toc226454509 \h </w:instrText>
         </w:r>
         <w:r>
           <w:rPr>
@@ -4961,7 +4975,15 @@
         <w:t xml:space="preserve"> </w:t>
       </w:r>
       <w:r>
-        <w:t>(StatCounter, 2025)</w:t>
+        <w:t>(</w:t>
+      </w:r>
+      <w:proofErr w:type="spellStart"/>
+      <w:r>
+        <w:t>StatCounter</w:t>
+      </w:r>
+      <w:proofErr w:type="spellEnd"/>
+      <w:r>
+        <w:t>, 2025)</w:t>
       </w:r>
       <w:r>
         <w:t>.</w:t>
@@ -4989,13 +5011,7 @@
         <w:t xml:space="preserve">The system shall </w:t>
       </w:r>
       <w:r>
-        <w:t xml:space="preserve">be supported on the latest </w:t>
-      </w:r>
-      <w:r>
-        <w:t>2</w:t>
-      </w:r>
-      <w:r>
-        <w:t xml:space="preserve"> versions of Firefox, Google Chrome, </w:t>
+        <w:t xml:space="preserve">be supported on the latest versions of Firefox, Google Chrome, </w:t>
       </w:r>
       <w:r>
         <w:t xml:space="preserve">and </w:t>
@@ -5082,8 +5098,13 @@
       <w:r>
         <w:t xml:space="preserve">cript – Modern version of JavaScript, chosen for its </w:t>
       </w:r>
-      <w:r>
-        <w:t xml:space="preserve">type </w:t>
+      <w:proofErr w:type="gramStart"/>
+      <w:r>
+        <w:t>type</w:t>
+      </w:r>
+      <w:proofErr w:type="gramEnd"/>
+      <w:r>
+        <w:t xml:space="preserve"> </w:t>
       </w:r>
       <w:r>
         <w:t>safety and easy integration with React</w:t>
@@ -5186,9 +5207,11 @@
       <w:r>
         <w:t xml:space="preserve"> (</w:t>
       </w:r>
+      <w:proofErr w:type="spellStart"/>
       <w:r>
         <w:t>Haverbeke</w:t>
       </w:r>
+      <w:proofErr w:type="spellEnd"/>
       <w:r>
         <w:t>, 2025)</w:t>
       </w:r>
@@ -5228,8 +5251,13 @@
       <w:r>
         <w:t xml:space="preserve"> (</w:t>
       </w:r>
-      <w:r>
-        <w:t>OpenJS Foundation</w:t>
+      <w:proofErr w:type="spellStart"/>
+      <w:r>
+        <w:t>OpenJS</w:t>
+      </w:r>
+      <w:proofErr w:type="spellEnd"/>
+      <w:r>
+        <w:t xml:space="preserve"> Foundation</w:t>
       </w:r>
       <w:r>
         <w:t>, 2025)</w:t>
@@ -5253,7 +5281,15 @@
         <w:t xml:space="preserve"> </w:t>
       </w:r>
       <w:r>
-        <w:t>(OpenJS Foundation</w:t>
+        <w:t>(</w:t>
+      </w:r>
+      <w:proofErr w:type="spellStart"/>
+      <w:r>
+        <w:t>OpenJS</w:t>
+      </w:r>
+      <w:proofErr w:type="spellEnd"/>
+      <w:r>
+        <w:t xml:space="preserve"> Foundation</w:t>
       </w:r>
       <w:r>
         <w:t>, 2025)</w:t>
@@ -5354,8 +5390,13 @@
           <w:numId w:val="4"/>
         </w:numPr>
       </w:pPr>
-      <w:r>
-        <w:t xml:space="preserve">DigitalOcean – VPS (Virtual Private Server) </w:t>
+      <w:proofErr w:type="spellStart"/>
+      <w:r>
+        <w:t>DigitalOcean</w:t>
+      </w:r>
+      <w:proofErr w:type="spellEnd"/>
+      <w:r>
+        <w:t xml:space="preserve"> – VPS (Virtual Private Server) </w:t>
       </w:r>
       <w:r>
         <w:t xml:space="preserve">hosting </w:t>
@@ -5364,7 +5405,15 @@
         <w:t>provider</w:t>
       </w:r>
       <w:r>
-        <w:t xml:space="preserve"> (DigitalOcean, 2025).</w:t>
+        <w:t xml:space="preserve"> (</w:t>
+      </w:r>
+      <w:proofErr w:type="spellStart"/>
+      <w:r>
+        <w:t>DigitalOcean</w:t>
+      </w:r>
+      <w:proofErr w:type="spellEnd"/>
+      <w:r>
+        <w:t>, 2025).</w:t>
       </w:r>
     </w:p>
     <w:p>
@@ -5451,7 +5500,7 @@
                                 <w:szCs w:val="22"/>
                               </w:rPr>
                             </w:pPr>
-                            <w:bookmarkStart w:id="31" w:name="_Toc222940618"/>
+                            <w:bookmarkStart w:id="31" w:name="_Toc226454506"/>
                             <w:r>
                               <w:rPr>
                                 <w:b/>
@@ -5540,7 +5589,7 @@
                           <w:szCs w:val="22"/>
                         </w:rPr>
                       </w:pPr>
-                      <w:bookmarkStart w:id="32" w:name="_Toc222940618"/>
+                      <w:bookmarkStart w:id="32" w:name="_Toc226454506"/>
                       <w:r>
                         <w:rPr>
                           <w:b/>
@@ -7432,7 +7481,7 @@
           <w:szCs w:val="16"/>
         </w:rPr>
       </w:pPr>
-      <w:bookmarkStart w:id="35" w:name="_Toc222940619"/>
+      <w:bookmarkStart w:id="35" w:name="_Toc226454507"/>
       <w:r>
         <w:rPr>
           <w:b/>
@@ -10396,9 +10445,11 @@
             <w:r>
               <w:t xml:space="preserve">these outputs with expected outputs defined in test cases and compiles </w:t>
             </w:r>
+            <w:proofErr w:type="gramStart"/>
             <w:r>
               <w:t>final results</w:t>
             </w:r>
+            <w:proofErr w:type="gramEnd"/>
             <w:r>
               <w:t xml:space="preserve"> </w:t>
             </w:r>
@@ -15572,7 +15623,11 @@
         <w:jc w:val="both"/>
       </w:pPr>
       <w:r>
-        <w:t>The design of SETU Code Lab is inspired by existing platforms such as Leet</w:t>
+        <w:t xml:space="preserve">The design of SETU Code Lab is inspired by existing platforms such as </w:t>
+      </w:r>
+      <w:proofErr w:type="spellStart"/>
+      <w:r>
+        <w:t>Leet</w:t>
       </w:r>
       <w:r>
         <w:t>C</w:t>
@@ -15580,15 +15635,26 @@
       <w:r>
         <w:t>ode</w:t>
       </w:r>
+      <w:proofErr w:type="spellEnd"/>
       <w:r>
         <w:t>,</w:t>
       </w:r>
       <w:r>
-        <w:t xml:space="preserve"> HackerRank</w:t>
-      </w:r>
-      <w:r>
-        <w:t xml:space="preserve"> and CodeWars</w:t>
-      </w:r>
+        <w:t xml:space="preserve"> </w:t>
+      </w:r>
+      <w:proofErr w:type="spellStart"/>
+      <w:r>
+        <w:t>HackerRank</w:t>
+      </w:r>
+      <w:proofErr w:type="spellEnd"/>
+      <w:r>
+        <w:t xml:space="preserve"> and </w:t>
+      </w:r>
+      <w:proofErr w:type="spellStart"/>
+      <w:r>
+        <w:t>CodeWars</w:t>
+      </w:r>
+      <w:proofErr w:type="spellEnd"/>
       <w:r>
         <w:t>. These platforms have built</w:t>
       </w:r>
@@ -15658,19 +15724,34 @@
         <w:t xml:space="preserve">allow Lecturers to use the platform as a tool for practical lab work and simplify the grading process as they could see every student’s solution in one place. This </w:t>
       </w:r>
       <w:r>
-        <w:t>functionality is not available in LeetCode</w:t>
-      </w:r>
+        <w:t xml:space="preserve">functionality is not available in </w:t>
+      </w:r>
+      <w:proofErr w:type="spellStart"/>
+      <w:r>
+        <w:t>LeetCode</w:t>
+      </w:r>
+      <w:proofErr w:type="spellEnd"/>
       <w:r>
         <w:t xml:space="preserve">, </w:t>
       </w:r>
+      <w:proofErr w:type="spellStart"/>
       <w:r>
         <w:t>HackerRank</w:t>
       </w:r>
+      <w:proofErr w:type="spellEnd"/>
       <w:r>
         <w:t xml:space="preserve"> </w:t>
       </w:r>
       <w:r>
-        <w:t>or CodeWars and aims to save lecturers and students time and effort</w:t>
+        <w:t xml:space="preserve">or </w:t>
+      </w:r>
+      <w:proofErr w:type="spellStart"/>
+      <w:r>
+        <w:t>CodeWars</w:t>
+      </w:r>
+      <w:proofErr w:type="spellEnd"/>
+      <w:r>
+        <w:t xml:space="preserve"> and aims to save lecturers and students time and effort</w:t>
       </w:r>
       <w:r>
         <w:t>.</w:t>
@@ -18797,7 +18878,15 @@
               <w:t xml:space="preserve"> </w:t>
             </w:r>
             <w:r>
-              <w:t>Login/SignUp Use Cases</w:t>
+              <w:t>Login/</w:t>
+            </w:r>
+            <w:proofErr w:type="spellStart"/>
+            <w:r>
+              <w:t>SignUp</w:t>
+            </w:r>
+            <w:proofErr w:type="spellEnd"/>
+            <w:r>
+              <w:t xml:space="preserve"> Use Cases</w:t>
             </w:r>
           </w:p>
         </w:tc>
@@ -19759,7 +19848,7 @@
           <w:szCs w:val="16"/>
         </w:rPr>
       </w:pPr>
-      <w:bookmarkStart w:id="66" w:name="_Toc222940620"/>
+      <w:bookmarkStart w:id="66" w:name="_Toc226454508"/>
       <w:r>
         <w:rPr>
           <w:b/>
@@ -20829,7 +20918,15 @@
           </w:tcPr>
           <w:p>
             <w:r>
-              <w:t>Login/SignUp Use Cases</w:t>
+              <w:t>Login/</w:t>
+            </w:r>
+            <w:proofErr w:type="spellStart"/>
+            <w:r>
+              <w:t>SignUp</w:t>
+            </w:r>
+            <w:proofErr w:type="spellEnd"/>
+            <w:r>
+              <w:t xml:space="preserve"> Use Cases</w:t>
             </w:r>
           </w:p>
         </w:tc>
@@ -21258,7 +21355,7 @@
           <w:szCs w:val="16"/>
         </w:rPr>
       </w:pPr>
-      <w:bookmarkStart w:id="67" w:name="_Toc222940621"/>
+      <w:bookmarkStart w:id="67" w:name="_Toc226454509"/>
       <w:r>
         <w:rPr>
           <w:b/>
@@ -21329,9 +21426,11 @@
       <w:pPr>
         <w:spacing w:after="0"/>
       </w:pPr>
+      <w:proofErr w:type="spellStart"/>
       <w:r>
         <w:t>Statcounter</w:t>
       </w:r>
+      <w:proofErr w:type="spellEnd"/>
       <w:r>
         <w:t>,</w:t>
       </w:r>
@@ -21788,15 +21887,52 @@
       <w:pPr>
         <w:spacing w:after="0" w:line="240" w:lineRule="auto"/>
       </w:pPr>
-      <w:r>
-        <w:t xml:space="preserve">DigitalOcean, 2025. </w:t>
+      <w:proofErr w:type="spellStart"/>
+      <w:r>
+        <w:t>DigitalOcean</w:t>
+      </w:r>
+      <w:proofErr w:type="spellEnd"/>
+      <w:r>
+        <w:t xml:space="preserve">, 2025. </w:t>
       </w:r>
       <w:r>
         <w:rPr>
           <w:i/>
           <w:iCs/>
         </w:rPr>
-        <w:t>VPS Hosting Plans – Starting at $4/mo | DigitalOcean.</w:t>
+        <w:t>VPS Hosting Plans – Starting at $4/</w:t>
+      </w:r>
+      <w:proofErr w:type="spellStart"/>
+      <w:r>
+        <w:rPr>
+          <w:i/>
+          <w:iCs/>
+        </w:rPr>
+        <w:t>mo</w:t>
+      </w:r>
+      <w:proofErr w:type="spellEnd"/>
+      <w:r>
+        <w:rPr>
+          <w:i/>
+          <w:iCs/>
+        </w:rPr>
+        <w:t xml:space="preserve"> | </w:t>
+      </w:r>
+      <w:proofErr w:type="spellStart"/>
+      <w:r>
+        <w:rPr>
+          <w:i/>
+          <w:iCs/>
+        </w:rPr>
+        <w:t>DigitalOcean</w:t>
+      </w:r>
+      <w:proofErr w:type="spellEnd"/>
+      <w:r>
+        <w:rPr>
+          <w:i/>
+          <w:iCs/>
+        </w:rPr>
+        <w:t>.</w:t>
       </w:r>
       <w:r>
         <w:t xml:space="preserve"> [Online]</w:t>
@@ -27765,15 +27901,53 @@
 </file>
 
 <file path=customXml/item1.xml><?xml version="1.0" encoding="utf-8"?>
-<?mso-contentType ?>
-<FormTemplates xmlns="http://schemas.microsoft.com/sharepoint/v3/contenttype/forms">
-  <Display>DocumentLibraryForm</Display>
-  <Edit>DocumentLibraryForm</Edit>
-  <New>DocumentLibraryForm</New>
-</FormTemplates>
+<p:properties xmlns:p="http://schemas.microsoft.com/office/2006/metadata/properties" xmlns:xsi="http://www.w3.org/2001/XMLSchema-instance" xmlns:pc="http://schemas.microsoft.com/office/infopath/2007/PartnerControls">
+  <documentManagement>
+    <_activity xmlns="d771323b-a791-478d-9b6d-73d514b85121" xsi:nil="true"/>
+  </documentManagement>
+</p:properties>
 </file>
 
 <file path=customXml/item2.xml><?xml version="1.0" encoding="utf-8"?>
+<b:Sources xmlns:b="http://schemas.openxmlformats.org/officeDocument/2006/bibliography" xmlns="http://schemas.openxmlformats.org/officeDocument/2006/bibliography" SelectedStyle="\APASixthEditionOfficeOnline.xsl" StyleName="APA" Version="6">
+  <b:Source>
+    <b:Tag>Met25</b:Tag>
+    <b:SourceType>InternetSite</b:SourceType>
+    <b:Guid>{6A2527E9-2EC4-494C-ADEC-1C3573CA9124}</b:Guid>
+    <b:Author>
+      <b:Author>
+        <b:Corporate>Meta Platforms</b:Corporate>
+      </b:Author>
+    </b:Author>
+    <b:Title>Quick Start - React</b:Title>
+    <b:InternetSiteTitle>React</b:InternetSiteTitle>
+    <b:Year>2025</b:Year>
+    <b:Month>November</b:Month>
+    <b:Day>07</b:Day>
+    <b:URL>https://react.dev/learn</b:URL>
+    <b:RefOrder>1</b:RefOrder>
+  </b:Source>
+  <b:Source>
+    <b:Tag>Mic25</b:Tag>
+    <b:SourceType>InternetSite</b:SourceType>
+    <b:Guid>{3E7981E2-D0C1-447C-8E11-7D2A7CB375E9}</b:Guid>
+    <b:Author>
+      <b:Author>
+        <b:Corporate>Microsoft</b:Corporate>
+      </b:Author>
+    </b:Author>
+    <b:Title>TypeScript: The Starting Point for Learning TypeScript</b:Title>
+    <b:InternetSiteTitle>TypeScript</b:InternetSiteTitle>
+    <b:Year>2025</b:Year>
+    <b:Month>November</b:Month>
+    <b:Day>7</b:Day>
+    <b:URL>https://www.typescriptlang.org/docs/</b:URL>
+    <b:RefOrder>2</b:RefOrder>
+  </b:Source>
+</b:Sources>
+</file>
+
+<file path=customXml/item3.xml><?xml version="1.0" encoding="utf-8"?>
 <ct:contentTypeSchema xmlns:ct="http://schemas.microsoft.com/office/2006/metadata/contentType" xmlns:ma="http://schemas.microsoft.com/office/2006/metadata/properties/metaAttributes" ct:_="" ma:_="" ma:contentTypeName="Document" ma:contentTypeID="0x010100306283214E9BE44C91F937894DD612A6" ma:contentTypeVersion="15" ma:contentTypeDescription="Create a new document." ma:contentTypeScope="" ma:versionID="4a87eb5e74377b26ce3e79e28ddaa0f0">
   <xsd:schema xmlns:xsd="http://www.w3.org/2001/XMLSchema" xmlns:xs="http://www.w3.org/2001/XMLSchema" xmlns:p="http://schemas.microsoft.com/office/2006/metadata/properties" xmlns:ns3="d771323b-a791-478d-9b6d-73d514b85121" xmlns:ns4="26d13681-40f3-45ef-a4bd-75e70b9e3c47" targetNamespace="http://schemas.microsoft.com/office/2006/metadata/properties" ma:root="true" ma:fieldsID="dfd8faeeafbb013350e5ee8ad0ffd83b" ns3:_="" ns4:_="">
     <xsd:import namespace="d771323b-a791-478d-9b6d-73d514b85121"/>
@@ -28006,62 +28180,34 @@
 </ct:contentTypeSchema>
 </file>
 
-<file path=customXml/item3.xml><?xml version="1.0" encoding="utf-8"?>
-<b:Sources xmlns:b="http://schemas.openxmlformats.org/officeDocument/2006/bibliography" xmlns="http://schemas.openxmlformats.org/officeDocument/2006/bibliography" SelectedStyle="\APASixthEditionOfficeOnline.xsl" StyleName="APA" Version="6">
-  <b:Source>
-    <b:Tag>Met25</b:Tag>
-    <b:SourceType>InternetSite</b:SourceType>
-    <b:Guid>{6A2527E9-2EC4-494C-ADEC-1C3573CA9124}</b:Guid>
-    <b:Author>
-      <b:Author>
-        <b:Corporate>Meta Platforms</b:Corporate>
-      </b:Author>
-    </b:Author>
-    <b:Title>Quick Start - React</b:Title>
-    <b:InternetSiteTitle>React</b:InternetSiteTitle>
-    <b:Year>2025</b:Year>
-    <b:Month>November</b:Month>
-    <b:Day>07</b:Day>
-    <b:URL>https://react.dev/learn</b:URL>
-    <b:RefOrder>1</b:RefOrder>
-  </b:Source>
-  <b:Source>
-    <b:Tag>Mic25</b:Tag>
-    <b:SourceType>InternetSite</b:SourceType>
-    <b:Guid>{3E7981E2-D0C1-447C-8E11-7D2A7CB375E9}</b:Guid>
-    <b:Author>
-      <b:Author>
-        <b:Corporate>Microsoft</b:Corporate>
-      </b:Author>
-    </b:Author>
-    <b:Title>TypeScript: The Starting Point for Learning TypeScript</b:Title>
-    <b:InternetSiteTitle>TypeScript</b:InternetSiteTitle>
-    <b:Year>2025</b:Year>
-    <b:Month>November</b:Month>
-    <b:Day>7</b:Day>
-    <b:URL>https://www.typescriptlang.org/docs/</b:URL>
-    <b:RefOrder>2</b:RefOrder>
-  </b:Source>
-</b:Sources>
-</file>
-
 <file path=customXml/item4.xml><?xml version="1.0" encoding="utf-8"?>
-<p:properties xmlns:p="http://schemas.microsoft.com/office/2006/metadata/properties" xmlns:xsi="http://www.w3.org/2001/XMLSchema-instance" xmlns:pc="http://schemas.microsoft.com/office/infopath/2007/PartnerControls">
-  <documentManagement>
-    <_activity xmlns="d771323b-a791-478d-9b6d-73d514b85121" xsi:nil="true"/>
-  </documentManagement>
-</p:properties>
+<?mso-contentType ?>
+<FormTemplates xmlns="http://schemas.microsoft.com/sharepoint/v3/contenttype/forms">
+  <Display>DocumentLibraryForm</Display>
+  <Edit>DocumentLibraryForm</Edit>
+  <New>DocumentLibraryForm</New>
+</FormTemplates>
 </file>
 
 <file path=customXml/itemProps1.xml><?xml version="1.0" encoding="utf-8"?>
-<ds:datastoreItem xmlns:ds="http://schemas.openxmlformats.org/officeDocument/2006/customXml" ds:itemID="{A5F10A19-789D-4CBB-9A68-C6965315A38E}">
+<ds:datastoreItem xmlns:ds="http://schemas.openxmlformats.org/officeDocument/2006/customXml" ds:itemID="{B880B37A-A938-4FDF-8755-14BA0037DA8E}">
   <ds:schemaRefs>
-    <ds:schemaRef ds:uri="http://schemas.microsoft.com/sharepoint/v3/contenttype/forms"/>
+    <ds:schemaRef ds:uri="http://schemas.microsoft.com/office/2006/metadata/properties"/>
+    <ds:schemaRef ds:uri="http://schemas.microsoft.com/office/infopath/2007/PartnerControls"/>
+    <ds:schemaRef ds:uri="d771323b-a791-478d-9b6d-73d514b85121"/>
   </ds:schemaRefs>
 </ds:datastoreItem>
 </file>
 
 <file path=customXml/itemProps2.xml><?xml version="1.0" encoding="utf-8"?>
+<ds:datastoreItem xmlns:ds="http://schemas.openxmlformats.org/officeDocument/2006/customXml" ds:itemID="{7E2993F4-F8E8-4E92-A5C4-2020EB96D530}">
+  <ds:schemaRefs>
+    <ds:schemaRef ds:uri="http://schemas.openxmlformats.org/officeDocument/2006/bibliography"/>
+  </ds:schemaRefs>
+</ds:datastoreItem>
+</file>
+
+<file path=customXml/itemProps3.xml><?xml version="1.0" encoding="utf-8"?>
 <ds:datastoreItem xmlns:ds="http://schemas.openxmlformats.org/officeDocument/2006/customXml" ds:itemID="{6A1E77AA-B266-4ABA-8F51-9FC112AB4B42}">
   <ds:schemaRefs>
     <ds:schemaRef ds:uri="http://schemas.microsoft.com/office/2006/metadata/contentType"/>
@@ -28080,20 +28226,10 @@
 </ds:datastoreItem>
 </file>
 
-<file path=customXml/itemProps3.xml><?xml version="1.0" encoding="utf-8"?>
-<ds:datastoreItem xmlns:ds="http://schemas.openxmlformats.org/officeDocument/2006/customXml" ds:itemID="{7E2993F4-F8E8-4E92-A5C4-2020EB96D530}">
+<file path=customXml/itemProps4.xml><?xml version="1.0" encoding="utf-8"?>
+<ds:datastoreItem xmlns:ds="http://schemas.openxmlformats.org/officeDocument/2006/customXml" ds:itemID="{A5F10A19-789D-4CBB-9A68-C6965315A38E}">
   <ds:schemaRefs>
-    <ds:schemaRef ds:uri="http://schemas.openxmlformats.org/officeDocument/2006/bibliography"/>
-  </ds:schemaRefs>
-</ds:datastoreItem>
-</file>
-
-<file path=customXml/itemProps4.xml><?xml version="1.0" encoding="utf-8"?>
-<ds:datastoreItem xmlns:ds="http://schemas.openxmlformats.org/officeDocument/2006/customXml" ds:itemID="{B880B37A-A938-4FDF-8755-14BA0037DA8E}">
-  <ds:schemaRefs>
-    <ds:schemaRef ds:uri="http://schemas.microsoft.com/office/2006/metadata/properties"/>
-    <ds:schemaRef ds:uri="http://schemas.microsoft.com/office/infopath/2007/PartnerControls"/>
-    <ds:schemaRef ds:uri="d771323b-a791-478d-9b6d-73d514b85121"/>
+    <ds:schemaRef ds:uri="http://schemas.microsoft.com/sharepoint/v3/contenttype/forms"/>
   </ds:schemaRefs>
 </ds:datastoreItem>
 </file>
--- a/Documentation/SETU Code Lab Functional Specification.docx
+++ b/Documentation/SETU Code Lab Functional Specification.docx
@@ -144,7 +144,10 @@
         <w:jc w:val="center"/>
       </w:pPr>
       <w:r>
-        <w:t>1/12/2025</w:t>
+        <w:t>1</w:t>
+      </w:r>
+      <w:r>
+        <w:t>9/04/2026</w:t>
       </w:r>
     </w:p>
     <w:p>
@@ -221,7 +224,7 @@
           <w:r>
             <w:fldChar w:fldCharType="separate"/>
           </w:r>
-          <w:hyperlink w:anchor="_Toc222933816" w:history="1">
+          <w:hyperlink w:anchor="_Toc227531523" w:history="1">
             <w:r>
               <w:rPr>
                 <w:rStyle w:val="Hyperlink"/>
@@ -248,7 +251,7 @@
                 <w:noProof/>
                 <w:webHidden/>
               </w:rPr>
-              <w:instrText xml:space="preserve"> PAGEREF _Toc222933816 \h </w:instrText>
+              <w:instrText xml:space="preserve"> PAGEREF _Toc227531523 \h </w:instrText>
             </w:r>
             <w:r>
               <w:rPr>
@@ -268,7 +271,7 @@
                 <w:noProof/>
                 <w:webHidden/>
               </w:rPr>
-              <w:t>3</w:t>
+              <w:t>4</w:t>
             </w:r>
             <w:r>
               <w:rPr>
@@ -293,7 +296,7 @@
               <w:lang w:eastAsia="en-IE"/>
             </w:rPr>
           </w:pPr>
-          <w:hyperlink w:anchor="_Toc222933817" w:history="1">
+          <w:hyperlink w:anchor="_Toc227531524" w:history="1">
             <w:r>
               <w:rPr>
                 <w:rStyle w:val="Hyperlink"/>
@@ -320,7 +323,7 @@
                 <w:noProof/>
                 <w:webHidden/>
               </w:rPr>
-              <w:instrText xml:space="preserve"> PAGEREF _Toc222933817 \h </w:instrText>
+              <w:instrText xml:space="preserve"> PAGEREF _Toc227531524 \h </w:instrText>
             </w:r>
             <w:r>
               <w:rPr>
@@ -340,7 +343,7 @@
                 <w:noProof/>
                 <w:webHidden/>
               </w:rPr>
-              <w:t>4</w:t>
+              <w:t>5</w:t>
             </w:r>
             <w:r>
               <w:rPr>
@@ -365,7 +368,7 @@
               <w:lang w:eastAsia="en-IE"/>
             </w:rPr>
           </w:pPr>
-          <w:hyperlink w:anchor="_Toc222933818" w:history="1">
+          <w:hyperlink w:anchor="_Toc227531525" w:history="1">
             <w:r>
               <w:rPr>
                 <w:rStyle w:val="Hyperlink"/>
@@ -392,7 +395,7 @@
                 <w:noProof/>
                 <w:webHidden/>
               </w:rPr>
-              <w:instrText xml:space="preserve"> PAGEREF _Toc222933818 \h </w:instrText>
+              <w:instrText xml:space="preserve"> PAGEREF _Toc227531525 \h </w:instrText>
             </w:r>
             <w:r>
               <w:rPr>
@@ -412,7 +415,7 @@
                 <w:noProof/>
                 <w:webHidden/>
               </w:rPr>
-              <w:t>4</w:t>
+              <w:t>5</w:t>
             </w:r>
             <w:r>
               <w:rPr>
@@ -437,7 +440,7 @@
               <w:lang w:eastAsia="en-IE"/>
             </w:rPr>
           </w:pPr>
-          <w:hyperlink w:anchor="_Toc222933819" w:history="1">
+          <w:hyperlink w:anchor="_Toc227531526" w:history="1">
             <w:r>
               <w:rPr>
                 <w:rStyle w:val="Hyperlink"/>
@@ -464,7 +467,7 @@
                 <w:noProof/>
                 <w:webHidden/>
               </w:rPr>
-              <w:instrText xml:space="preserve"> PAGEREF _Toc222933819 \h </w:instrText>
+              <w:instrText xml:space="preserve"> PAGEREF _Toc227531526 \h </w:instrText>
             </w:r>
             <w:r>
               <w:rPr>
@@ -484,7 +487,7 @@
                 <w:noProof/>
                 <w:webHidden/>
               </w:rPr>
-              <w:t>5</w:t>
+              <w:t>6</w:t>
             </w:r>
             <w:r>
               <w:rPr>
@@ -509,7 +512,7 @@
               <w:lang w:eastAsia="en-IE"/>
             </w:rPr>
           </w:pPr>
-          <w:hyperlink w:anchor="_Toc222933820" w:history="1">
+          <w:hyperlink w:anchor="_Toc227531527" w:history="1">
             <w:r>
               <w:rPr>
                 <w:rStyle w:val="Hyperlink"/>
@@ -536,7 +539,7 @@
                 <w:noProof/>
                 <w:webHidden/>
               </w:rPr>
-              <w:instrText xml:space="preserve"> PAGEREF _Toc222933820 \h </w:instrText>
+              <w:instrText xml:space="preserve"> PAGEREF _Toc227531527 \h </w:instrText>
             </w:r>
             <w:r>
               <w:rPr>
@@ -556,7 +559,7 @@
                 <w:noProof/>
                 <w:webHidden/>
               </w:rPr>
-              <w:t>5</w:t>
+              <w:t>6</w:t>
             </w:r>
             <w:r>
               <w:rPr>
@@ -581,7 +584,7 @@
               <w:lang w:eastAsia="en-IE"/>
             </w:rPr>
           </w:pPr>
-          <w:hyperlink w:anchor="_Toc222933821" w:history="1">
+          <w:hyperlink w:anchor="_Toc227531528" w:history="1">
             <w:r>
               <w:rPr>
                 <w:rStyle w:val="Hyperlink"/>
@@ -608,7 +611,7 @@
                 <w:noProof/>
                 <w:webHidden/>
               </w:rPr>
-              <w:instrText xml:space="preserve"> PAGEREF _Toc222933821 \h </w:instrText>
+              <w:instrText xml:space="preserve"> PAGEREF _Toc227531528 \h </w:instrText>
             </w:r>
             <w:r>
               <w:rPr>
@@ -628,7 +631,7 @@
                 <w:noProof/>
                 <w:webHidden/>
               </w:rPr>
-              <w:t>5</w:t>
+              <w:t>6</w:t>
             </w:r>
             <w:r>
               <w:rPr>
@@ -653,7 +656,7 @@
               <w:lang w:eastAsia="en-IE"/>
             </w:rPr>
           </w:pPr>
-          <w:hyperlink w:anchor="_Toc222933822" w:history="1">
+          <w:hyperlink w:anchor="_Toc227531529" w:history="1">
             <w:r>
               <w:rPr>
                 <w:rStyle w:val="Hyperlink"/>
@@ -680,7 +683,7 @@
                 <w:noProof/>
                 <w:webHidden/>
               </w:rPr>
-              <w:instrText xml:space="preserve"> PAGEREF _Toc222933822 \h </w:instrText>
+              <w:instrText xml:space="preserve"> PAGEREF _Toc227531529 \h </w:instrText>
             </w:r>
             <w:r>
               <w:rPr>
@@ -700,7 +703,7 @@
                 <w:noProof/>
                 <w:webHidden/>
               </w:rPr>
-              <w:t>5</w:t>
+              <w:t>6</w:t>
             </w:r>
             <w:r>
               <w:rPr>
@@ -725,7 +728,7 @@
               <w:lang w:eastAsia="en-IE"/>
             </w:rPr>
           </w:pPr>
-          <w:hyperlink w:anchor="_Toc222933823" w:history="1">
+          <w:hyperlink w:anchor="_Toc227531530" w:history="1">
             <w:r>
               <w:rPr>
                 <w:rStyle w:val="Hyperlink"/>
@@ -752,7 +755,7 @@
                 <w:noProof/>
                 <w:webHidden/>
               </w:rPr>
-              <w:instrText xml:space="preserve"> PAGEREF _Toc222933823 \h </w:instrText>
+              <w:instrText xml:space="preserve"> PAGEREF _Toc227531530 \h </w:instrText>
             </w:r>
             <w:r>
               <w:rPr>
@@ -772,7 +775,7 @@
                 <w:noProof/>
                 <w:webHidden/>
               </w:rPr>
-              <w:t>6</w:t>
+              <w:t>7</w:t>
             </w:r>
             <w:r>
               <w:rPr>
@@ -797,7 +800,7 @@
               <w:lang w:eastAsia="en-IE"/>
             </w:rPr>
           </w:pPr>
-          <w:hyperlink w:anchor="_Toc222933824" w:history="1">
+          <w:hyperlink w:anchor="_Toc227531531" w:history="1">
             <w:r>
               <w:rPr>
                 <w:rStyle w:val="Hyperlink"/>
@@ -824,7 +827,7 @@
                 <w:noProof/>
                 <w:webHidden/>
               </w:rPr>
-              <w:instrText xml:space="preserve"> PAGEREF _Toc222933824 \h </w:instrText>
+              <w:instrText xml:space="preserve"> PAGEREF _Toc227531531 \h </w:instrText>
             </w:r>
             <w:r>
               <w:rPr>
@@ -844,7 +847,7 @@
                 <w:noProof/>
                 <w:webHidden/>
               </w:rPr>
-              <w:t>6</w:t>
+              <w:t>7</w:t>
             </w:r>
             <w:r>
               <w:rPr>
@@ -869,7 +872,7 @@
               <w:lang w:eastAsia="en-IE"/>
             </w:rPr>
           </w:pPr>
-          <w:hyperlink w:anchor="_Toc222933825" w:history="1">
+          <w:hyperlink w:anchor="_Toc227531532" w:history="1">
             <w:r>
               <w:rPr>
                 <w:rStyle w:val="Hyperlink"/>
@@ -896,7 +899,7 @@
                 <w:noProof/>
                 <w:webHidden/>
               </w:rPr>
-              <w:instrText xml:space="preserve"> PAGEREF _Toc222933825 \h </w:instrText>
+              <w:instrText xml:space="preserve"> PAGEREF _Toc227531532 \h </w:instrText>
             </w:r>
             <w:r>
               <w:rPr>
@@ -916,7 +919,7 @@
                 <w:noProof/>
                 <w:webHidden/>
               </w:rPr>
-              <w:t>6</w:t>
+              <w:t>7</w:t>
             </w:r>
             <w:r>
               <w:rPr>
@@ -941,7 +944,7 @@
               <w:lang w:eastAsia="en-IE"/>
             </w:rPr>
           </w:pPr>
-          <w:hyperlink w:anchor="_Toc222933826" w:history="1">
+          <w:hyperlink w:anchor="_Toc227531533" w:history="1">
             <w:r>
               <w:rPr>
                 <w:rStyle w:val="Hyperlink"/>
@@ -968,7 +971,7 @@
                 <w:noProof/>
                 <w:webHidden/>
               </w:rPr>
-              <w:instrText xml:space="preserve"> PAGEREF _Toc222933826 \h </w:instrText>
+              <w:instrText xml:space="preserve"> PAGEREF _Toc227531533 \h </w:instrText>
             </w:r>
             <w:r>
               <w:rPr>
@@ -988,7 +991,7 @@
                 <w:noProof/>
                 <w:webHidden/>
               </w:rPr>
-              <w:t>6</w:t>
+              <w:t>7</w:t>
             </w:r>
             <w:r>
               <w:rPr>
@@ -1013,7 +1016,7 @@
               <w:lang w:eastAsia="en-IE"/>
             </w:rPr>
           </w:pPr>
-          <w:hyperlink w:anchor="_Toc222933827" w:history="1">
+          <w:hyperlink w:anchor="_Toc227531534" w:history="1">
             <w:r>
               <w:rPr>
                 <w:rStyle w:val="Hyperlink"/>
@@ -1040,7 +1043,7 @@
                 <w:noProof/>
                 <w:webHidden/>
               </w:rPr>
-              <w:instrText xml:space="preserve"> PAGEREF _Toc222933827 \h </w:instrText>
+              <w:instrText xml:space="preserve"> PAGEREF _Toc227531534 \h </w:instrText>
             </w:r>
             <w:r>
               <w:rPr>
@@ -1060,7 +1063,7 @@
                 <w:noProof/>
                 <w:webHidden/>
               </w:rPr>
-              <w:t>6</w:t>
+              <w:t>7</w:t>
             </w:r>
             <w:r>
               <w:rPr>
@@ -1085,7 +1088,7 @@
               <w:lang w:eastAsia="en-IE"/>
             </w:rPr>
           </w:pPr>
-          <w:hyperlink w:anchor="_Toc222933828" w:history="1">
+          <w:hyperlink w:anchor="_Toc227531535" w:history="1">
             <w:r>
               <w:rPr>
                 <w:rStyle w:val="Hyperlink"/>
@@ -1112,7 +1115,7 @@
                 <w:noProof/>
                 <w:webHidden/>
               </w:rPr>
-              <w:instrText xml:space="preserve"> PAGEREF _Toc222933828 \h </w:instrText>
+              <w:instrText xml:space="preserve"> PAGEREF _Toc227531535 \h </w:instrText>
             </w:r>
             <w:r>
               <w:rPr>
@@ -1132,7 +1135,7 @@
                 <w:noProof/>
                 <w:webHidden/>
               </w:rPr>
-              <w:t>6</w:t>
+              <w:t>7</w:t>
             </w:r>
             <w:r>
               <w:rPr>
@@ -1157,7 +1160,7 @@
               <w:lang w:eastAsia="en-IE"/>
             </w:rPr>
           </w:pPr>
-          <w:hyperlink w:anchor="_Toc222933829" w:history="1">
+          <w:hyperlink w:anchor="_Toc227531536" w:history="1">
             <w:r>
               <w:rPr>
                 <w:rStyle w:val="Hyperlink"/>
@@ -1184,7 +1187,7 @@
                 <w:noProof/>
                 <w:webHidden/>
               </w:rPr>
-              <w:instrText xml:space="preserve"> PAGEREF _Toc222933829 \h </w:instrText>
+              <w:instrText xml:space="preserve"> PAGEREF _Toc227531536 \h </w:instrText>
             </w:r>
             <w:r>
               <w:rPr>
@@ -1204,7 +1207,7 @@
                 <w:noProof/>
                 <w:webHidden/>
               </w:rPr>
-              <w:t>6</w:t>
+              <w:t>7</w:t>
             </w:r>
             <w:r>
               <w:rPr>
@@ -1229,7 +1232,7 @@
               <w:lang w:eastAsia="en-IE"/>
             </w:rPr>
           </w:pPr>
-          <w:hyperlink w:anchor="_Toc222933830" w:history="1">
+          <w:hyperlink w:anchor="_Toc227531537" w:history="1">
             <w:r>
               <w:rPr>
                 <w:rStyle w:val="Hyperlink"/>
@@ -1256,7 +1259,7 @@
                 <w:noProof/>
                 <w:webHidden/>
               </w:rPr>
-              <w:instrText xml:space="preserve"> PAGEREF _Toc222933830 \h </w:instrText>
+              <w:instrText xml:space="preserve"> PAGEREF _Toc227531537 \h </w:instrText>
             </w:r>
             <w:r>
               <w:rPr>
@@ -1276,7 +1279,7 @@
                 <w:noProof/>
                 <w:webHidden/>
               </w:rPr>
-              <w:t>6</w:t>
+              <w:t>7</w:t>
             </w:r>
             <w:r>
               <w:rPr>
@@ -1301,7 +1304,7 @@
               <w:lang w:eastAsia="en-IE"/>
             </w:rPr>
           </w:pPr>
-          <w:hyperlink w:anchor="_Toc222933831" w:history="1">
+          <w:hyperlink w:anchor="_Toc227531538" w:history="1">
             <w:r>
               <w:rPr>
                 <w:rStyle w:val="Hyperlink"/>
@@ -1328,7 +1331,7 @@
                 <w:noProof/>
                 <w:webHidden/>
               </w:rPr>
-              <w:instrText xml:space="preserve"> PAGEREF _Toc222933831 \h </w:instrText>
+              <w:instrText xml:space="preserve"> PAGEREF _Toc227531538 \h </w:instrText>
             </w:r>
             <w:r>
               <w:rPr>
@@ -1348,7 +1351,7 @@
                 <w:noProof/>
                 <w:webHidden/>
               </w:rPr>
-              <w:t>7</w:t>
+              <w:t>8</w:t>
             </w:r>
             <w:r>
               <w:rPr>
@@ -1373,7 +1376,7 @@
               <w:lang w:eastAsia="en-IE"/>
             </w:rPr>
           </w:pPr>
-          <w:hyperlink w:anchor="_Toc222933832" w:history="1">
+          <w:hyperlink w:anchor="_Toc227531539" w:history="1">
             <w:r>
               <w:rPr>
                 <w:rStyle w:val="Hyperlink"/>
@@ -1400,7 +1403,7 @@
                 <w:noProof/>
                 <w:webHidden/>
               </w:rPr>
-              <w:instrText xml:space="preserve"> PAGEREF _Toc222933832 \h </w:instrText>
+              <w:instrText xml:space="preserve"> PAGEREF _Toc227531539 \h </w:instrText>
             </w:r>
             <w:r>
               <w:rPr>
@@ -1420,7 +1423,7 @@
                 <w:noProof/>
                 <w:webHidden/>
               </w:rPr>
-              <w:t>7</w:t>
+              <w:t>8</w:t>
             </w:r>
             <w:r>
               <w:rPr>
@@ -1445,7 +1448,7 @@
               <w:lang w:eastAsia="en-IE"/>
             </w:rPr>
           </w:pPr>
-          <w:hyperlink w:anchor="_Toc222933833" w:history="1">
+          <w:hyperlink w:anchor="_Toc227531540" w:history="1">
             <w:r>
               <w:rPr>
                 <w:rStyle w:val="Hyperlink"/>
@@ -1472,7 +1475,7 @@
                 <w:noProof/>
                 <w:webHidden/>
               </w:rPr>
-              <w:instrText xml:space="preserve"> PAGEREF _Toc222933833 \h </w:instrText>
+              <w:instrText xml:space="preserve"> PAGEREF _Toc227531540 \h </w:instrText>
             </w:r>
             <w:r>
               <w:rPr>
@@ -1492,7 +1495,7 @@
                 <w:noProof/>
                 <w:webHidden/>
               </w:rPr>
-              <w:t>7</w:t>
+              <w:t>8</w:t>
             </w:r>
             <w:r>
               <w:rPr>
@@ -1517,7 +1520,7 @@
               <w:lang w:eastAsia="en-IE"/>
             </w:rPr>
           </w:pPr>
-          <w:hyperlink w:anchor="_Toc222933834" w:history="1">
+          <w:hyperlink w:anchor="_Toc227531541" w:history="1">
             <w:r>
               <w:rPr>
                 <w:rStyle w:val="Hyperlink"/>
@@ -1544,7 +1547,7 @@
                 <w:noProof/>
                 <w:webHidden/>
               </w:rPr>
-              <w:instrText xml:space="preserve"> PAGEREF _Toc222933834 \h </w:instrText>
+              <w:instrText xml:space="preserve"> PAGEREF _Toc227531541 \h </w:instrText>
             </w:r>
             <w:r>
               <w:rPr>
@@ -1564,7 +1567,7 @@
                 <w:noProof/>
                 <w:webHidden/>
               </w:rPr>
-              <w:t>8</w:t>
+              <w:t>9</w:t>
             </w:r>
             <w:r>
               <w:rPr>
@@ -1589,7 +1592,7 @@
               <w:lang w:eastAsia="en-IE"/>
             </w:rPr>
           </w:pPr>
-          <w:hyperlink w:anchor="_Toc222933835" w:history="1">
+          <w:hyperlink w:anchor="_Toc227531542" w:history="1">
             <w:r>
               <w:rPr>
                 <w:rStyle w:val="Hyperlink"/>
@@ -1616,7 +1619,7 @@
                 <w:noProof/>
                 <w:webHidden/>
               </w:rPr>
-              <w:instrText xml:space="preserve"> PAGEREF _Toc222933835 \h </w:instrText>
+              <w:instrText xml:space="preserve"> PAGEREF _Toc227531542 \h </w:instrText>
             </w:r>
             <w:r>
               <w:rPr>
@@ -1636,7 +1639,7 @@
                 <w:noProof/>
                 <w:webHidden/>
               </w:rPr>
-              <w:t>9</w:t>
+              <w:t>10</w:t>
             </w:r>
             <w:r>
               <w:rPr>
@@ -1661,7 +1664,7 @@
               <w:lang w:eastAsia="en-IE"/>
             </w:rPr>
           </w:pPr>
-          <w:hyperlink w:anchor="_Toc222933836" w:history="1">
+          <w:hyperlink w:anchor="_Toc227531543" w:history="1">
             <w:r>
               <w:rPr>
                 <w:rStyle w:val="Hyperlink"/>
@@ -1688,7 +1691,7 @@
                 <w:noProof/>
                 <w:webHidden/>
               </w:rPr>
-              <w:instrText xml:space="preserve"> PAGEREF _Toc222933836 \h </w:instrText>
+              <w:instrText xml:space="preserve"> PAGEREF _Toc227531543 \h </w:instrText>
             </w:r>
             <w:r>
               <w:rPr>
@@ -1708,7 +1711,7 @@
                 <w:noProof/>
                 <w:webHidden/>
               </w:rPr>
-              <w:t>9</w:t>
+              <w:t>10</w:t>
             </w:r>
             <w:r>
               <w:rPr>
@@ -1733,7 +1736,7 @@
               <w:lang w:eastAsia="en-IE"/>
             </w:rPr>
           </w:pPr>
-          <w:hyperlink w:anchor="_Toc222933837" w:history="1">
+          <w:hyperlink w:anchor="_Toc227531544" w:history="1">
             <w:r>
               <w:rPr>
                 <w:rStyle w:val="Hyperlink"/>
@@ -1760,7 +1763,7 @@
                 <w:noProof/>
                 <w:webHidden/>
               </w:rPr>
-              <w:instrText xml:space="preserve"> PAGEREF _Toc222933837 \h </w:instrText>
+              <w:instrText xml:space="preserve"> PAGEREF _Toc227531544 \h </w:instrText>
             </w:r>
             <w:r>
               <w:rPr>
@@ -1780,7 +1783,7 @@
                 <w:noProof/>
                 <w:webHidden/>
               </w:rPr>
-              <w:t>10</w:t>
+              <w:t>11</w:t>
             </w:r>
             <w:r>
               <w:rPr>
@@ -1805,7 +1808,7 @@
               <w:lang w:eastAsia="en-IE"/>
             </w:rPr>
           </w:pPr>
-          <w:hyperlink w:anchor="_Toc222933838" w:history="1">
+          <w:hyperlink w:anchor="_Toc227531545" w:history="1">
             <w:r>
               <w:rPr>
                 <w:rStyle w:val="Hyperlink"/>
@@ -1832,7 +1835,7 @@
                 <w:noProof/>
                 <w:webHidden/>
               </w:rPr>
-              <w:instrText xml:space="preserve"> PAGEREF _Toc222933838 \h </w:instrText>
+              <w:instrText xml:space="preserve"> PAGEREF _Toc227531545 \h </w:instrText>
             </w:r>
             <w:r>
               <w:rPr>
@@ -1852,7 +1855,7 @@
                 <w:noProof/>
                 <w:webHidden/>
               </w:rPr>
-              <w:t>10</w:t>
+              <w:t>11</w:t>
             </w:r>
             <w:r>
               <w:rPr>
@@ -1877,7 +1880,7 @@
               <w:lang w:eastAsia="en-IE"/>
             </w:rPr>
           </w:pPr>
-          <w:hyperlink w:anchor="_Toc222933839" w:history="1">
+          <w:hyperlink w:anchor="_Toc227531546" w:history="1">
             <w:r>
               <w:rPr>
                 <w:rStyle w:val="Hyperlink"/>
@@ -1904,7 +1907,7 @@
                 <w:noProof/>
                 <w:webHidden/>
               </w:rPr>
-              <w:instrText xml:space="preserve"> PAGEREF _Toc222933839 \h </w:instrText>
+              <w:instrText xml:space="preserve"> PAGEREF _Toc227531546 \h </w:instrText>
             </w:r>
             <w:r>
               <w:rPr>
@@ -1924,7 +1927,7 @@
                 <w:noProof/>
                 <w:webHidden/>
               </w:rPr>
-              <w:t>10</w:t>
+              <w:t>11</w:t>
             </w:r>
             <w:r>
               <w:rPr>
@@ -1949,7 +1952,7 @@
               <w:lang w:eastAsia="en-IE"/>
             </w:rPr>
           </w:pPr>
-          <w:hyperlink w:anchor="_Toc222933840" w:history="1">
+          <w:hyperlink w:anchor="_Toc227531547" w:history="1">
             <w:r>
               <w:rPr>
                 <w:rStyle w:val="Hyperlink"/>
@@ -1976,7 +1979,7 @@
                 <w:noProof/>
                 <w:webHidden/>
               </w:rPr>
-              <w:instrText xml:space="preserve"> PAGEREF _Toc222933840 \h </w:instrText>
+              <w:instrText xml:space="preserve"> PAGEREF _Toc227531547 \h </w:instrText>
             </w:r>
             <w:r>
               <w:rPr>
@@ -1996,7 +1999,7 @@
                 <w:noProof/>
                 <w:webHidden/>
               </w:rPr>
-              <w:t>10</w:t>
+              <w:t>11</w:t>
             </w:r>
             <w:r>
               <w:rPr>
@@ -2021,7 +2024,7 @@
               <w:lang w:eastAsia="en-IE"/>
             </w:rPr>
           </w:pPr>
-          <w:hyperlink w:anchor="_Toc222933841" w:history="1">
+          <w:hyperlink w:anchor="_Toc227531548" w:history="1">
             <w:r>
               <w:rPr>
                 <w:rStyle w:val="Hyperlink"/>
@@ -2048,7 +2051,7 @@
                 <w:noProof/>
                 <w:webHidden/>
               </w:rPr>
-              <w:instrText xml:space="preserve"> PAGEREF _Toc222933841 \h </w:instrText>
+              <w:instrText xml:space="preserve"> PAGEREF _Toc227531548 \h </w:instrText>
             </w:r>
             <w:r>
               <w:rPr>
@@ -2068,7 +2071,7 @@
                 <w:noProof/>
                 <w:webHidden/>
               </w:rPr>
-              <w:t>10</w:t>
+              <w:t>11</w:t>
             </w:r>
             <w:r>
               <w:rPr>
@@ -2093,7 +2096,7 @@
               <w:lang w:eastAsia="en-IE"/>
             </w:rPr>
           </w:pPr>
-          <w:hyperlink w:anchor="_Toc222933842" w:history="1">
+          <w:hyperlink w:anchor="_Toc227531549" w:history="1">
             <w:r>
               <w:rPr>
                 <w:rStyle w:val="Hyperlink"/>
@@ -2120,7 +2123,7 @@
                 <w:noProof/>
                 <w:webHidden/>
               </w:rPr>
-              <w:instrText xml:space="preserve"> PAGEREF _Toc222933842 \h </w:instrText>
+              <w:instrText xml:space="preserve"> PAGEREF _Toc227531549 \h </w:instrText>
             </w:r>
             <w:r>
               <w:rPr>
@@ -2140,7 +2143,7 @@
                 <w:noProof/>
                 <w:webHidden/>
               </w:rPr>
-              <w:t>11</w:t>
+              <w:t>12</w:t>
             </w:r>
             <w:r>
               <w:rPr>
@@ -2165,7 +2168,7 @@
               <w:lang w:eastAsia="en-IE"/>
             </w:rPr>
           </w:pPr>
-          <w:hyperlink w:anchor="_Toc222933843" w:history="1">
+          <w:hyperlink w:anchor="_Toc227531550" w:history="1">
             <w:r>
               <w:rPr>
                 <w:rStyle w:val="Hyperlink"/>
@@ -2192,7 +2195,7 @@
                 <w:noProof/>
                 <w:webHidden/>
               </w:rPr>
-              <w:instrText xml:space="preserve"> PAGEREF _Toc222933843 \h </w:instrText>
+              <w:instrText xml:space="preserve"> PAGEREF _Toc227531550 \h </w:instrText>
             </w:r>
             <w:r>
               <w:rPr>
@@ -2212,7 +2215,7 @@
                 <w:noProof/>
                 <w:webHidden/>
               </w:rPr>
-              <w:t>11</w:t>
+              <w:t>12</w:t>
             </w:r>
             <w:r>
               <w:rPr>
@@ -2237,7 +2240,7 @@
               <w:lang w:eastAsia="en-IE"/>
             </w:rPr>
           </w:pPr>
-          <w:hyperlink w:anchor="_Toc222933844" w:history="1">
+          <w:hyperlink w:anchor="_Toc227531551" w:history="1">
             <w:r>
               <w:rPr>
                 <w:rStyle w:val="Hyperlink"/>
@@ -2264,7 +2267,7 @@
                 <w:noProof/>
                 <w:webHidden/>
               </w:rPr>
-              <w:instrText xml:space="preserve"> PAGEREF _Toc222933844 \h </w:instrText>
+              <w:instrText xml:space="preserve"> PAGEREF _Toc227531551 \h </w:instrText>
             </w:r>
             <w:r>
               <w:rPr>
@@ -2284,7 +2287,7 @@
                 <w:noProof/>
                 <w:webHidden/>
               </w:rPr>
-              <w:t>11</w:t>
+              <w:t>12</w:t>
             </w:r>
             <w:r>
               <w:rPr>
@@ -2309,7 +2312,7 @@
               <w:lang w:eastAsia="en-IE"/>
             </w:rPr>
           </w:pPr>
-          <w:hyperlink w:anchor="_Toc222933845" w:history="1">
+          <w:hyperlink w:anchor="_Toc227531552" w:history="1">
             <w:r>
               <w:rPr>
                 <w:rStyle w:val="Hyperlink"/>
@@ -2336,7 +2339,7 @@
                 <w:noProof/>
                 <w:webHidden/>
               </w:rPr>
-              <w:instrText xml:space="preserve"> PAGEREF _Toc222933845 \h </w:instrText>
+              <w:instrText xml:space="preserve"> PAGEREF _Toc227531552 \h </w:instrText>
             </w:r>
             <w:r>
               <w:rPr>
@@ -2356,7 +2359,7 @@
                 <w:noProof/>
                 <w:webHidden/>
               </w:rPr>
-              <w:t>12</w:t>
+              <w:t>13</w:t>
             </w:r>
             <w:r>
               <w:rPr>
@@ -2381,7 +2384,7 @@
               <w:lang w:eastAsia="en-IE"/>
             </w:rPr>
           </w:pPr>
-          <w:hyperlink w:anchor="_Toc222933846" w:history="1">
+          <w:hyperlink w:anchor="_Toc227531553" w:history="1">
             <w:r>
               <w:rPr>
                 <w:rStyle w:val="Hyperlink"/>
@@ -2408,7 +2411,7 @@
                 <w:noProof/>
                 <w:webHidden/>
               </w:rPr>
-              <w:instrText xml:space="preserve"> PAGEREF _Toc222933846 \h </w:instrText>
+              <w:instrText xml:space="preserve"> PAGEREF _Toc227531553 \h </w:instrText>
             </w:r>
             <w:r>
               <w:rPr>
@@ -2428,7 +2431,7 @@
                 <w:noProof/>
                 <w:webHidden/>
               </w:rPr>
-              <w:t>12</w:t>
+              <w:t>13</w:t>
             </w:r>
             <w:r>
               <w:rPr>
@@ -2453,7 +2456,7 @@
               <w:lang w:eastAsia="en-IE"/>
             </w:rPr>
           </w:pPr>
-          <w:hyperlink w:anchor="_Toc222933847" w:history="1">
+          <w:hyperlink w:anchor="_Toc227531554" w:history="1">
             <w:r>
               <w:rPr>
                 <w:rStyle w:val="Hyperlink"/>
@@ -2480,7 +2483,7 @@
                 <w:noProof/>
                 <w:webHidden/>
               </w:rPr>
-              <w:instrText xml:space="preserve"> PAGEREF _Toc222933847 \h </w:instrText>
+              <w:instrText xml:space="preserve"> PAGEREF _Toc227531554 \h </w:instrText>
             </w:r>
             <w:r>
               <w:rPr>
@@ -2500,7 +2503,7 @@
                 <w:noProof/>
                 <w:webHidden/>
               </w:rPr>
-              <w:t>12</w:t>
+              <w:t>13</w:t>
             </w:r>
             <w:r>
               <w:rPr>
@@ -2525,7 +2528,7 @@
               <w:lang w:eastAsia="en-IE"/>
             </w:rPr>
           </w:pPr>
-          <w:hyperlink w:anchor="_Toc222933848" w:history="1">
+          <w:hyperlink w:anchor="_Toc227531555" w:history="1">
             <w:r>
               <w:rPr>
                 <w:rStyle w:val="Hyperlink"/>
@@ -2552,7 +2555,7 @@
                 <w:noProof/>
                 <w:webHidden/>
               </w:rPr>
-              <w:instrText xml:space="preserve"> PAGEREF _Toc222933848 \h </w:instrText>
+              <w:instrText xml:space="preserve"> PAGEREF _Toc227531555 \h </w:instrText>
             </w:r>
             <w:r>
               <w:rPr>
@@ -2572,7 +2575,7 @@
                 <w:noProof/>
                 <w:webHidden/>
               </w:rPr>
-              <w:t>13</w:t>
+              <w:t>14</w:t>
             </w:r>
             <w:r>
               <w:rPr>
@@ -2597,7 +2600,7 @@
               <w:lang w:eastAsia="en-IE"/>
             </w:rPr>
           </w:pPr>
-          <w:hyperlink w:anchor="_Toc222933849" w:history="1">
+          <w:hyperlink w:anchor="_Toc227531556" w:history="1">
             <w:r>
               <w:rPr>
                 <w:rStyle w:val="Hyperlink"/>
@@ -2624,7 +2627,7 @@
                 <w:noProof/>
                 <w:webHidden/>
               </w:rPr>
-              <w:instrText xml:space="preserve"> PAGEREF _Toc222933849 \h </w:instrText>
+              <w:instrText xml:space="preserve"> PAGEREF _Toc227531556 \h </w:instrText>
             </w:r>
             <w:r>
               <w:rPr>
@@ -2644,7 +2647,7 @@
                 <w:noProof/>
                 <w:webHidden/>
               </w:rPr>
-              <w:t>14</w:t>
+              <w:t>15</w:t>
             </w:r>
             <w:r>
               <w:rPr>
@@ -2669,7 +2672,7 @@
               <w:lang w:eastAsia="en-IE"/>
             </w:rPr>
           </w:pPr>
-          <w:hyperlink w:anchor="_Toc222933850" w:history="1">
+          <w:hyperlink w:anchor="_Toc227531557" w:history="1">
             <w:r>
               <w:rPr>
                 <w:rStyle w:val="Hyperlink"/>
@@ -2696,7 +2699,7 @@
                 <w:noProof/>
                 <w:webHidden/>
               </w:rPr>
-              <w:instrText xml:space="preserve"> PAGEREF _Toc222933850 \h </w:instrText>
+              <w:instrText xml:space="preserve"> PAGEREF _Toc227531557 \h </w:instrText>
             </w:r>
             <w:r>
               <w:rPr>
@@ -2716,7 +2719,7 @@
                 <w:noProof/>
                 <w:webHidden/>
               </w:rPr>
-              <w:t>14</w:t>
+              <w:t>15</w:t>
             </w:r>
             <w:r>
               <w:rPr>
@@ -2741,7 +2744,7 @@
               <w:lang w:eastAsia="en-IE"/>
             </w:rPr>
           </w:pPr>
-          <w:hyperlink w:anchor="_Toc222933851" w:history="1">
+          <w:hyperlink w:anchor="_Toc227531558" w:history="1">
             <w:r>
               <w:rPr>
                 <w:rStyle w:val="Hyperlink"/>
@@ -2768,7 +2771,7 @@
                 <w:noProof/>
                 <w:webHidden/>
               </w:rPr>
-              <w:instrText xml:space="preserve"> PAGEREF _Toc222933851 \h </w:instrText>
+              <w:instrText xml:space="preserve"> PAGEREF _Toc227531558 \h </w:instrText>
             </w:r>
             <w:r>
               <w:rPr>
@@ -2788,7 +2791,7 @@
                 <w:noProof/>
                 <w:webHidden/>
               </w:rPr>
-              <w:t>15</w:t>
+              <w:t>16</w:t>
             </w:r>
             <w:r>
               <w:rPr>
@@ -2813,7 +2816,7 @@
               <w:lang w:eastAsia="en-IE"/>
             </w:rPr>
           </w:pPr>
-          <w:hyperlink w:anchor="_Toc222933852" w:history="1">
+          <w:hyperlink w:anchor="_Toc227531559" w:history="1">
             <w:r>
               <w:rPr>
                 <w:rStyle w:val="Hyperlink"/>
@@ -2840,7 +2843,7 @@
                 <w:noProof/>
                 <w:webHidden/>
               </w:rPr>
-              <w:instrText xml:space="preserve"> PAGEREF _Toc222933852 \h </w:instrText>
+              <w:instrText xml:space="preserve"> PAGEREF _Toc227531559 \h </w:instrText>
             </w:r>
             <w:r>
               <w:rPr>
@@ -2860,7 +2863,7 @@
                 <w:noProof/>
                 <w:webHidden/>
               </w:rPr>
-              <w:t>16</w:t>
+              <w:t>17</w:t>
             </w:r>
             <w:r>
               <w:rPr>
@@ -2885,7 +2888,7 @@
               <w:lang w:eastAsia="en-IE"/>
             </w:rPr>
           </w:pPr>
-          <w:hyperlink w:anchor="_Toc222933853" w:history="1">
+          <w:hyperlink w:anchor="_Toc227531560" w:history="1">
             <w:r>
               <w:rPr>
                 <w:rStyle w:val="Hyperlink"/>
@@ -2912,7 +2915,7 @@
                 <w:noProof/>
                 <w:webHidden/>
               </w:rPr>
-              <w:instrText xml:space="preserve"> PAGEREF _Toc222933853 \h </w:instrText>
+              <w:instrText xml:space="preserve"> PAGEREF _Toc227531560 \h </w:instrText>
             </w:r>
             <w:r>
               <w:rPr>
@@ -2932,7 +2935,7 @@
                 <w:noProof/>
                 <w:webHidden/>
               </w:rPr>
-              <w:t>17</w:t>
+              <w:t>18</w:t>
             </w:r>
             <w:r>
               <w:rPr>
@@ -2957,7 +2960,7 @@
               <w:lang w:eastAsia="en-IE"/>
             </w:rPr>
           </w:pPr>
-          <w:hyperlink w:anchor="_Toc222933854" w:history="1">
+          <w:hyperlink w:anchor="_Toc227531561" w:history="1">
             <w:r>
               <w:rPr>
                 <w:rStyle w:val="Hyperlink"/>
@@ -2984,7 +2987,7 @@
                 <w:noProof/>
                 <w:webHidden/>
               </w:rPr>
-              <w:instrText xml:space="preserve"> PAGEREF _Toc222933854 \h </w:instrText>
+              <w:instrText xml:space="preserve"> PAGEREF _Toc227531561 \h </w:instrText>
             </w:r>
             <w:r>
               <w:rPr>
@@ -3004,7 +3007,7 @@
                 <w:noProof/>
                 <w:webHidden/>
               </w:rPr>
-              <w:t>17</w:t>
+              <w:t>18</w:t>
             </w:r>
             <w:r>
               <w:rPr>
@@ -3029,7 +3032,7 @@
               <w:lang w:eastAsia="en-IE"/>
             </w:rPr>
           </w:pPr>
-          <w:hyperlink w:anchor="_Toc222933855" w:history="1">
+          <w:hyperlink w:anchor="_Toc227531562" w:history="1">
             <w:r>
               <w:rPr>
                 <w:rStyle w:val="Hyperlink"/>
@@ -3056,7 +3059,7 @@
                 <w:noProof/>
                 <w:webHidden/>
               </w:rPr>
-              <w:instrText xml:space="preserve"> PAGEREF _Toc222933855 \h </w:instrText>
+              <w:instrText xml:space="preserve"> PAGEREF _Toc227531562 \h </w:instrText>
             </w:r>
             <w:r>
               <w:rPr>
@@ -3076,7 +3079,7 @@
                 <w:noProof/>
                 <w:webHidden/>
               </w:rPr>
-              <w:t>18</w:t>
+              <w:t>19</w:t>
             </w:r>
             <w:r>
               <w:rPr>
@@ -3101,7 +3104,7 @@
               <w:lang w:eastAsia="en-IE"/>
             </w:rPr>
           </w:pPr>
-          <w:hyperlink w:anchor="_Toc222933856" w:history="1">
+          <w:hyperlink w:anchor="_Toc227531563" w:history="1">
             <w:r>
               <w:rPr>
                 <w:rStyle w:val="Hyperlink"/>
@@ -3128,7 +3131,7 @@
                 <w:noProof/>
                 <w:webHidden/>
               </w:rPr>
-              <w:instrText xml:space="preserve"> PAGEREF _Toc222933856 \h </w:instrText>
+              <w:instrText xml:space="preserve"> PAGEREF _Toc227531563 \h </w:instrText>
             </w:r>
             <w:r>
               <w:rPr>
@@ -3148,7 +3151,7 @@
                 <w:noProof/>
                 <w:webHidden/>
               </w:rPr>
-              <w:t>19</w:t>
+              <w:t>20</w:t>
             </w:r>
             <w:r>
               <w:rPr>
@@ -3173,7 +3176,7 @@
               <w:lang w:eastAsia="en-IE"/>
             </w:rPr>
           </w:pPr>
-          <w:hyperlink w:anchor="_Toc222933857" w:history="1">
+          <w:hyperlink w:anchor="_Toc227531564" w:history="1">
             <w:r>
               <w:rPr>
                 <w:rStyle w:val="Hyperlink"/>
@@ -3200,7 +3203,7 @@
                 <w:noProof/>
                 <w:webHidden/>
               </w:rPr>
-              <w:instrText xml:space="preserve"> PAGEREF _Toc222933857 \h </w:instrText>
+              <w:instrText xml:space="preserve"> PAGEREF _Toc227531564 \h </w:instrText>
             </w:r>
             <w:r>
               <w:rPr>
@@ -3220,7 +3223,7 @@
                 <w:noProof/>
                 <w:webHidden/>
               </w:rPr>
-              <w:t>21</w:t>
+              <w:t>22</w:t>
             </w:r>
             <w:r>
               <w:rPr>
@@ -3245,7 +3248,7 @@
               <w:lang w:eastAsia="en-IE"/>
             </w:rPr>
           </w:pPr>
-          <w:hyperlink w:anchor="_Toc222933858" w:history="1">
+          <w:hyperlink w:anchor="_Toc227531565" w:history="1">
             <w:r>
               <w:rPr>
                 <w:rStyle w:val="Hyperlink"/>
@@ -3272,7 +3275,7 @@
                 <w:noProof/>
                 <w:webHidden/>
               </w:rPr>
-              <w:instrText xml:space="preserve"> PAGEREF _Toc222933858 \h </w:instrText>
+              <w:instrText xml:space="preserve"> PAGEREF _Toc227531565 \h </w:instrText>
             </w:r>
             <w:r>
               <w:rPr>
@@ -3292,7 +3295,7 @@
                 <w:noProof/>
                 <w:webHidden/>
               </w:rPr>
-              <w:t>23</w:t>
+              <w:t>24</w:t>
             </w:r>
             <w:r>
               <w:rPr>
@@ -3317,7 +3320,7 @@
               <w:lang w:eastAsia="en-IE"/>
             </w:rPr>
           </w:pPr>
-          <w:hyperlink w:anchor="_Toc222933859" w:history="1">
+          <w:hyperlink w:anchor="_Toc227531566" w:history="1">
             <w:r>
               <w:rPr>
                 <w:rStyle w:val="Hyperlink"/>
@@ -3344,7 +3347,7 @@
                 <w:noProof/>
                 <w:webHidden/>
               </w:rPr>
-              <w:instrText xml:space="preserve"> PAGEREF _Toc222933859 \h </w:instrText>
+              <w:instrText xml:space="preserve"> PAGEREF _Toc227531566 \h </w:instrText>
             </w:r>
             <w:r>
               <w:rPr>
@@ -3364,7 +3367,7 @@
                 <w:noProof/>
                 <w:webHidden/>
               </w:rPr>
-              <w:t>25</w:t>
+              <w:t>26</w:t>
             </w:r>
             <w:r>
               <w:rPr>
@@ -3389,7 +3392,7 @@
               <w:lang w:eastAsia="en-IE"/>
             </w:rPr>
           </w:pPr>
-          <w:hyperlink w:anchor="_Toc222933860" w:history="1">
+          <w:hyperlink w:anchor="_Toc227531567" w:history="1">
             <w:r>
               <w:rPr>
                 <w:rStyle w:val="Hyperlink"/>
@@ -3416,7 +3419,7 @@
                 <w:noProof/>
                 <w:webHidden/>
               </w:rPr>
-              <w:instrText xml:space="preserve"> PAGEREF _Toc222933860 \h </w:instrText>
+              <w:instrText xml:space="preserve"> PAGEREF _Toc227531567 \h </w:instrText>
             </w:r>
             <w:r>
               <w:rPr>
@@ -3436,7 +3439,7 @@
                 <w:noProof/>
                 <w:webHidden/>
               </w:rPr>
-              <w:t>26</w:t>
+              <w:t>27</w:t>
             </w:r>
             <w:r>
               <w:rPr>
@@ -3461,7 +3464,7 @@
               <w:lang w:eastAsia="en-IE"/>
             </w:rPr>
           </w:pPr>
-          <w:hyperlink w:anchor="_Toc222933861" w:history="1">
+          <w:hyperlink w:anchor="_Toc227531568" w:history="1">
             <w:r>
               <w:rPr>
                 <w:rStyle w:val="Hyperlink"/>
@@ -3488,7 +3491,7 @@
                 <w:noProof/>
                 <w:webHidden/>
               </w:rPr>
-              <w:instrText xml:space="preserve"> PAGEREF _Toc222933861 \h </w:instrText>
+              <w:instrText xml:space="preserve"> PAGEREF _Toc227531568 \h </w:instrText>
             </w:r>
             <w:r>
               <w:rPr>
@@ -3508,7 +3511,7 @@
                 <w:noProof/>
                 <w:webHidden/>
               </w:rPr>
-              <w:t>27</w:t>
+              <w:t>28</w:t>
             </w:r>
             <w:r>
               <w:rPr>
@@ -3533,7 +3536,7 @@
               <w:lang w:eastAsia="en-IE"/>
             </w:rPr>
           </w:pPr>
-          <w:hyperlink w:anchor="_Toc222933862" w:history="1">
+          <w:hyperlink w:anchor="_Toc227531569" w:history="1">
             <w:r>
               <w:rPr>
                 <w:rStyle w:val="Hyperlink"/>
@@ -3560,7 +3563,7 @@
                 <w:noProof/>
                 <w:webHidden/>
               </w:rPr>
-              <w:instrText xml:space="preserve"> PAGEREF _Toc222933862 \h </w:instrText>
+              <w:instrText xml:space="preserve"> PAGEREF _Toc227531569 \h </w:instrText>
             </w:r>
             <w:r>
               <w:rPr>
@@ -3580,7 +3583,7 @@
                 <w:noProof/>
                 <w:webHidden/>
               </w:rPr>
-              <w:t>27</w:t>
+              <w:t>28</w:t>
             </w:r>
             <w:r>
               <w:rPr>
@@ -3605,7 +3608,7 @@
               <w:lang w:eastAsia="en-IE"/>
             </w:rPr>
           </w:pPr>
-          <w:hyperlink w:anchor="_Toc222933863" w:history="1">
+          <w:hyperlink w:anchor="_Toc227531570" w:history="1">
             <w:r>
               <w:rPr>
                 <w:rStyle w:val="Hyperlink"/>
@@ -3632,7 +3635,7 @@
                 <w:noProof/>
                 <w:webHidden/>
               </w:rPr>
-              <w:instrText xml:space="preserve"> PAGEREF _Toc222933863 \h </w:instrText>
+              <w:instrText xml:space="preserve"> PAGEREF _Toc227531570 \h </w:instrText>
             </w:r>
             <w:r>
               <w:rPr>
@@ -3652,7 +3655,7 @@
                 <w:noProof/>
                 <w:webHidden/>
               </w:rPr>
-              <w:t>27</w:t>
+              <w:t>28</w:t>
             </w:r>
             <w:r>
               <w:rPr>
@@ -3677,7 +3680,7 @@
               <w:lang w:eastAsia="en-IE"/>
             </w:rPr>
           </w:pPr>
-          <w:hyperlink w:anchor="_Toc222933864" w:history="1">
+          <w:hyperlink w:anchor="_Toc227531571" w:history="1">
             <w:r>
               <w:rPr>
                 <w:rStyle w:val="Hyperlink"/>
@@ -3704,7 +3707,7 @@
                 <w:noProof/>
                 <w:webHidden/>
               </w:rPr>
-              <w:instrText xml:space="preserve"> PAGEREF _Toc222933864 \h </w:instrText>
+              <w:instrText xml:space="preserve"> PAGEREF _Toc227531571 \h </w:instrText>
             </w:r>
             <w:r>
               <w:rPr>
@@ -3724,7 +3727,7 @@
                 <w:noProof/>
                 <w:webHidden/>
               </w:rPr>
-              <w:t>27</w:t>
+              <w:t>28</w:t>
             </w:r>
             <w:r>
               <w:rPr>
@@ -3749,7 +3752,7 @@
               <w:lang w:eastAsia="en-IE"/>
             </w:rPr>
           </w:pPr>
-          <w:hyperlink w:anchor="_Toc222933865" w:history="1">
+          <w:hyperlink w:anchor="_Toc227531572" w:history="1">
             <w:r>
               <w:rPr>
                 <w:rStyle w:val="Hyperlink"/>
@@ -3776,7 +3779,7 @@
                 <w:noProof/>
                 <w:webHidden/>
               </w:rPr>
-              <w:instrText xml:space="preserve"> PAGEREF _Toc222933865 \h </w:instrText>
+              <w:instrText xml:space="preserve"> PAGEREF _Toc227531572 \h </w:instrText>
             </w:r>
             <w:r>
               <w:rPr>
@@ -3796,7 +3799,7 @@
                 <w:noProof/>
                 <w:webHidden/>
               </w:rPr>
-              <w:t>28</w:t>
+              <w:t>29</w:t>
             </w:r>
             <w:r>
               <w:rPr>
@@ -3821,7 +3824,7 @@
               <w:lang w:eastAsia="en-IE"/>
             </w:rPr>
           </w:pPr>
-          <w:hyperlink w:anchor="_Toc222933866" w:history="1">
+          <w:hyperlink w:anchor="_Toc227531573" w:history="1">
             <w:r>
               <w:rPr>
                 <w:rStyle w:val="Hyperlink"/>
@@ -3848,7 +3851,7 @@
                 <w:noProof/>
                 <w:webHidden/>
               </w:rPr>
-              <w:instrText xml:space="preserve"> PAGEREF _Toc222933866 \h </w:instrText>
+              <w:instrText xml:space="preserve"> PAGEREF _Toc227531573 \h </w:instrText>
             </w:r>
             <w:r>
               <w:rPr>
@@ -3868,7 +3871,7 @@
                 <w:noProof/>
                 <w:webHidden/>
               </w:rPr>
-              <w:t>29</w:t>
+              <w:t>30</w:t>
             </w:r>
             <w:r>
               <w:rPr>
@@ -3907,7 +3910,6 @@
           <w:szCs w:val="40"/>
         </w:rPr>
       </w:pPr>
-      <w:bookmarkStart w:id="0" w:name="_Toc222933816"/>
       <w:r>
         <w:br w:type="page"/>
       </w:r>
@@ -3916,6 +3918,7 @@
       <w:pPr>
         <w:pStyle w:val="Heading1"/>
       </w:pPr>
+      <w:bookmarkStart w:id="0" w:name="_Toc227531523"/>
       <w:r>
         <w:lastRenderedPageBreak/>
         <w:t>Table of Figures</w:t>
@@ -3945,7 +3948,7 @@
       <w:r>
         <w:fldChar w:fldCharType="separate"/>
       </w:r>
-      <w:hyperlink w:anchor="_Toc226454506" w:history="1">
+      <w:hyperlink w:anchor="_Toc227531574" w:history="1">
         <w:r>
           <w:rPr>
             <w:rStyle w:val="Hyperlink"/>
@@ -3981,7 +3984,7 @@
             <w:noProof/>
             <w:webHidden/>
           </w:rPr>
-          <w:instrText xml:space="preserve"> PAGEREF _Toc226454506 \h </w:instrText>
+          <w:instrText xml:space="preserve"> PAGEREF _Toc227531574 \h </w:instrText>
         </w:r>
         <w:r>
           <w:rPr>
@@ -4001,7 +4004,7 @@
             <w:noProof/>
             <w:webHidden/>
           </w:rPr>
-          <w:t>8</w:t>
+          <w:t>9</w:t>
         </w:r>
         <w:r>
           <w:rPr>
@@ -4026,7 +4029,7 @@
           <w:lang w:eastAsia="en-IE"/>
         </w:rPr>
       </w:pPr>
-      <w:hyperlink w:anchor="_Toc226454507" w:history="1">
+      <w:hyperlink w:anchor="_Toc227531575" w:history="1">
         <w:r>
           <w:rPr>
             <w:rStyle w:val="Hyperlink"/>
@@ -4062,7 +4065,7 @@
             <w:noProof/>
             <w:webHidden/>
           </w:rPr>
-          <w:instrText xml:space="preserve"> PAGEREF _Toc226454507 \h </w:instrText>
+          <w:instrText xml:space="preserve"> PAGEREF _Toc227531575 \h </w:instrText>
         </w:r>
         <w:r>
           <w:rPr>
@@ -4082,7 +4085,7 @@
             <w:noProof/>
             <w:webHidden/>
           </w:rPr>
-          <w:t>9</w:t>
+          <w:t>10</w:t>
         </w:r>
         <w:r>
           <w:rPr>
@@ -4107,7 +4110,7 @@
           <w:lang w:eastAsia="en-IE"/>
         </w:rPr>
       </w:pPr>
-      <w:hyperlink w:anchor="_Toc226454508" w:history="1">
+      <w:hyperlink w:anchor="_Toc227531576" w:history="1">
         <w:r>
           <w:rPr>
             <w:rStyle w:val="Hyperlink"/>
@@ -4143,7 +4146,7 @@
             <w:noProof/>
             <w:webHidden/>
           </w:rPr>
-          <w:instrText xml:space="preserve"> PAGEREF _Toc226454508 \h </w:instrText>
+          <w:instrText xml:space="preserve"> PAGEREF _Toc227531576 \h </w:instrText>
         </w:r>
         <w:r>
           <w:rPr>
@@ -4163,7 +4166,7 @@
             <w:noProof/>
             <w:webHidden/>
           </w:rPr>
-          <w:t>28</w:t>
+          <w:t>29</w:t>
         </w:r>
         <w:r>
           <w:rPr>
@@ -4188,7 +4191,7 @@
           <w:lang w:eastAsia="en-IE"/>
         </w:rPr>
       </w:pPr>
-      <w:hyperlink w:anchor="_Toc226454509" w:history="1">
+      <w:hyperlink w:anchor="_Toc227531577" w:history="1">
         <w:r>
           <w:rPr>
             <w:rStyle w:val="Hyperlink"/>
@@ -4224,7 +4227,7 @@
             <w:noProof/>
             <w:webHidden/>
           </w:rPr>
-          <w:instrText xml:space="preserve"> PAGEREF _Toc226454509 \h </w:instrText>
+          <w:instrText xml:space="preserve"> PAGEREF _Toc227531577 \h </w:instrText>
         </w:r>
         <w:r>
           <w:rPr>
@@ -4244,7 +4247,7 @@
             <w:noProof/>
             <w:webHidden/>
           </w:rPr>
-          <w:t>28</w:t>
+          <w:t>29</w:t>
         </w:r>
         <w:r>
           <w:rPr>
@@ -4292,7 +4295,7 @@
         <w:pStyle w:val="Heading1"/>
       </w:pPr>
       <w:bookmarkStart w:id="1" w:name="_Toc209958176"/>
-      <w:bookmarkStart w:id="2" w:name="_Toc222933817"/>
+      <w:bookmarkStart w:id="2" w:name="_Toc227531524"/>
       <w:r>
         <w:lastRenderedPageBreak/>
         <w:t>Application Definition</w:t>
@@ -4387,7 +4390,7 @@
         <w:pStyle w:val="Heading1"/>
       </w:pPr>
       <w:bookmarkStart w:id="3" w:name="_Toc209958177"/>
-      <w:bookmarkStart w:id="4" w:name="_Toc222933818"/>
+      <w:bookmarkStart w:id="4" w:name="_Toc227531525"/>
       <w:r>
         <w:t>User</w:t>
       </w:r>
@@ -4472,7 +4475,7 @@
         <w:pStyle w:val="Heading1"/>
       </w:pPr>
       <w:bookmarkStart w:id="5" w:name="_Toc209958178"/>
-      <w:bookmarkStart w:id="6" w:name="_Toc222933819"/>
+      <w:bookmarkStart w:id="6" w:name="_Toc227531526"/>
       <w:r>
         <w:lastRenderedPageBreak/>
         <w:t>Requirements</w:t>
@@ -4485,7 +4488,7 @@
         <w:pStyle w:val="Heading2"/>
       </w:pPr>
       <w:bookmarkStart w:id="7" w:name="_Toc209958179"/>
-      <w:bookmarkStart w:id="8" w:name="_Toc222933820"/>
+      <w:bookmarkStart w:id="8" w:name="_Toc227531527"/>
       <w:r>
         <w:t>Functional Requirements</w:t>
       </w:r>
@@ -4497,7 +4500,7 @@
         <w:pStyle w:val="Heading3"/>
       </w:pPr>
       <w:bookmarkStart w:id="9" w:name="_Toc209958180"/>
-      <w:bookmarkStart w:id="10" w:name="_Toc222933821"/>
+      <w:bookmarkStart w:id="10" w:name="_Toc227531528"/>
       <w:r>
         <w:t>Core Features</w:t>
       </w:r>
@@ -4643,7 +4646,7 @@
         <w:pStyle w:val="Heading3"/>
       </w:pPr>
       <w:bookmarkStart w:id="11" w:name="_Toc209958181"/>
-      <w:bookmarkStart w:id="12" w:name="_Toc222933822"/>
+      <w:bookmarkStart w:id="12" w:name="_Toc227531529"/>
       <w:r>
         <w:t>Non-Core Features</w:t>
       </w:r>
@@ -4712,7 +4715,7 @@
         <w:pStyle w:val="Heading2"/>
       </w:pPr>
       <w:bookmarkStart w:id="13" w:name="_Toc209958182"/>
-      <w:bookmarkStart w:id="14" w:name="_Toc222933823"/>
+      <w:bookmarkStart w:id="14" w:name="_Toc227531530"/>
       <w:r>
         <w:lastRenderedPageBreak/>
         <w:t>Non-Functional Requirements</w:t>
@@ -4727,7 +4730,7 @@
       <w:pPr>
         <w:pStyle w:val="Heading3"/>
       </w:pPr>
-      <w:bookmarkStart w:id="15" w:name="_Toc222933824"/>
+      <w:bookmarkStart w:id="15" w:name="_Toc227531531"/>
       <w:r>
         <w:t>Functionality</w:t>
       </w:r>
@@ -4749,7 +4752,7 @@
       <w:pPr>
         <w:pStyle w:val="Heading3"/>
       </w:pPr>
-      <w:bookmarkStart w:id="16" w:name="_Toc222933825"/>
+      <w:bookmarkStart w:id="16" w:name="_Toc227531532"/>
       <w:r>
         <w:t>Usability</w:t>
       </w:r>
@@ -4810,7 +4813,7 @@
       <w:pPr>
         <w:pStyle w:val="Heading3"/>
       </w:pPr>
-      <w:bookmarkStart w:id="17" w:name="_Toc222933826"/>
+      <w:bookmarkStart w:id="17" w:name="_Toc227531533"/>
       <w:r>
         <w:t>Reliability</w:t>
       </w:r>
@@ -4835,7 +4838,7 @@
       <w:pPr>
         <w:pStyle w:val="Heading3"/>
       </w:pPr>
-      <w:bookmarkStart w:id="18" w:name="_Toc222933827"/>
+      <w:bookmarkStart w:id="18" w:name="_Toc227531534"/>
       <w:r>
         <w:t>Performance</w:t>
       </w:r>
@@ -4872,7 +4875,7 @@
       <w:pPr>
         <w:pStyle w:val="Heading3"/>
       </w:pPr>
-      <w:bookmarkStart w:id="19" w:name="_Toc222933828"/>
+      <w:bookmarkStart w:id="19" w:name="_Toc227531535"/>
       <w:r>
         <w:t>Security</w:t>
       </w:r>
@@ -4918,7 +4921,7 @@
       <w:pPr>
         <w:pStyle w:val="Heading3"/>
       </w:pPr>
-      <w:bookmarkStart w:id="20" w:name="_Toc222933829"/>
+      <w:bookmarkStart w:id="20" w:name="_Toc227531536"/>
       <w:r>
         <w:t>Supportability</w:t>
       </w:r>
@@ -4975,15 +4978,7 @@
         <w:t xml:space="preserve"> </w:t>
       </w:r>
       <w:r>
-        <w:t>(</w:t>
-      </w:r>
-      <w:proofErr w:type="spellStart"/>
-      <w:r>
-        <w:t>StatCounter</w:t>
-      </w:r>
-      <w:proofErr w:type="spellEnd"/>
-      <w:r>
-        <w:t>, 2025)</w:t>
+        <w:t>(StatCounter, 2025)</w:t>
       </w:r>
       <w:r>
         <w:t>.</w:t>
@@ -4993,7 +4988,7 @@
       <w:pPr>
         <w:pStyle w:val="Heading3"/>
       </w:pPr>
-      <w:bookmarkStart w:id="21" w:name="_Toc222933830"/>
+      <w:bookmarkStart w:id="21" w:name="_Toc227531537"/>
       <w:r>
         <w:t>Compatibility</w:t>
       </w:r>
@@ -5037,7 +5032,7 @@
       <w:pPr>
         <w:pStyle w:val="Heading1"/>
       </w:pPr>
-      <w:bookmarkStart w:id="23" w:name="_Toc222933831"/>
+      <w:bookmarkStart w:id="23" w:name="_Toc227531538"/>
       <w:r>
         <w:lastRenderedPageBreak/>
         <w:t>Technologies</w:t>
@@ -5050,7 +5045,7 @@
         <w:pStyle w:val="Heading2"/>
       </w:pPr>
       <w:bookmarkStart w:id="24" w:name="_Toc209958184"/>
-      <w:bookmarkStart w:id="25" w:name="_Toc222933832"/>
+      <w:bookmarkStart w:id="25" w:name="_Toc227531539"/>
       <w:r>
         <w:t>Front-End</w:t>
       </w:r>
@@ -5098,13 +5093,8 @@
       <w:r>
         <w:t xml:space="preserve">cript – Modern version of JavaScript, chosen for its </w:t>
       </w:r>
-      <w:proofErr w:type="gramStart"/>
-      <w:r>
-        <w:t>type</w:t>
-      </w:r>
-      <w:proofErr w:type="gramEnd"/>
-      <w:r>
-        <w:t xml:space="preserve"> </w:t>
+      <w:r>
+        <w:t xml:space="preserve">type </w:t>
       </w:r>
       <w:r>
         <w:t>safety and easy integration with React</w:t>
@@ -5207,11 +5197,9 @@
       <w:r>
         <w:t xml:space="preserve"> (</w:t>
       </w:r>
-      <w:proofErr w:type="spellStart"/>
       <w:r>
         <w:t>Haverbeke</w:t>
       </w:r>
-      <w:proofErr w:type="spellEnd"/>
       <w:r>
         <w:t>, 2025)</w:t>
       </w:r>
@@ -5224,7 +5212,7 @@
         <w:pStyle w:val="Heading2"/>
       </w:pPr>
       <w:bookmarkStart w:id="27" w:name="_Toc209958185"/>
-      <w:bookmarkStart w:id="28" w:name="_Toc222933833"/>
+      <w:bookmarkStart w:id="28" w:name="_Toc227531540"/>
       <w:r>
         <w:t>Back-End</w:t>
       </w:r>
@@ -5251,13 +5239,8 @@
       <w:r>
         <w:t xml:space="preserve"> (</w:t>
       </w:r>
-      <w:proofErr w:type="spellStart"/>
-      <w:r>
-        <w:t>OpenJS</w:t>
-      </w:r>
-      <w:proofErr w:type="spellEnd"/>
-      <w:r>
-        <w:t xml:space="preserve"> Foundation</w:t>
+      <w:r>
+        <w:t>OpenJS Foundation</w:t>
       </w:r>
       <w:r>
         <w:t>, 2025)</w:t>
@@ -5281,15 +5264,7 @@
         <w:t xml:space="preserve"> </w:t>
       </w:r>
       <w:r>
-        <w:t>(</w:t>
-      </w:r>
-      <w:proofErr w:type="spellStart"/>
-      <w:r>
-        <w:t>OpenJS</w:t>
-      </w:r>
-      <w:proofErr w:type="spellEnd"/>
-      <w:r>
-        <w:t xml:space="preserve"> Foundation</w:t>
+        <w:t>(OpenJS Foundation</w:t>
       </w:r>
       <w:r>
         <w:t>, 2025)</w:t>
@@ -5390,13 +5365,8 @@
           <w:numId w:val="4"/>
         </w:numPr>
       </w:pPr>
-      <w:proofErr w:type="spellStart"/>
-      <w:r>
-        <w:t>DigitalOcean</w:t>
-      </w:r>
-      <w:proofErr w:type="spellEnd"/>
-      <w:r>
-        <w:t xml:space="preserve"> – VPS (Virtual Private Server) </w:t>
+      <w:r>
+        <w:t xml:space="preserve">DigitalOcean – VPS (Virtual Private Server) </w:t>
       </w:r>
       <w:r>
         <w:t xml:space="preserve">hosting </w:t>
@@ -5405,15 +5375,7 @@
         <w:t>provider</w:t>
       </w:r>
       <w:r>
-        <w:t xml:space="preserve"> (</w:t>
-      </w:r>
-      <w:proofErr w:type="spellStart"/>
-      <w:r>
-        <w:t>DigitalOcean</w:t>
-      </w:r>
-      <w:proofErr w:type="spellEnd"/>
-      <w:r>
-        <w:t>, 2025).</w:t>
+        <w:t xml:space="preserve"> (DigitalOcean, 2025).</w:t>
       </w:r>
     </w:p>
     <w:p>
@@ -5433,7 +5395,7 @@
         <w:pStyle w:val="Heading1"/>
       </w:pPr>
       <w:bookmarkStart w:id="29" w:name="_Toc209958186"/>
-      <w:bookmarkStart w:id="30" w:name="_Toc222933834"/>
+      <w:bookmarkStart w:id="30" w:name="_Toc227531541"/>
       <w:r>
         <w:lastRenderedPageBreak/>
         <w:t>Context Diagram</w:t>
@@ -5500,7 +5462,7 @@
                                 <w:szCs w:val="22"/>
                               </w:rPr>
                             </w:pPr>
-                            <w:bookmarkStart w:id="31" w:name="_Toc226454506"/>
+                            <w:bookmarkStart w:id="31" w:name="_Toc227531574"/>
                             <w:r>
                               <w:rPr>
                                 <w:b/>
@@ -5589,7 +5551,7 @@
                           <w:szCs w:val="22"/>
                         </w:rPr>
                       </w:pPr>
-                      <w:bookmarkStart w:id="32" w:name="_Toc226454506"/>
+                      <w:bookmarkStart w:id="32" w:name="_Toc227531574"/>
                       <w:r>
                         <w:rPr>
                           <w:b/>
@@ -7386,7 +7348,7 @@
       <w:pPr>
         <w:pStyle w:val="Heading1"/>
       </w:pPr>
-      <w:bookmarkStart w:id="33" w:name="_Toc222933835"/>
+      <w:bookmarkStart w:id="33" w:name="_Toc227531542"/>
       <w:r>
         <w:lastRenderedPageBreak/>
         <w:t>Use Cases</w:t>
@@ -7398,7 +7360,7 @@
       <w:pPr>
         <w:pStyle w:val="Heading2"/>
       </w:pPr>
-      <w:bookmarkStart w:id="34" w:name="_Toc222933836"/>
+      <w:bookmarkStart w:id="34" w:name="_Toc227531543"/>
       <w:r>
         <w:t>Use Case Diagram</w:t>
       </w:r>
@@ -7481,7 +7443,7 @@
           <w:szCs w:val="16"/>
         </w:rPr>
       </w:pPr>
-      <w:bookmarkStart w:id="35" w:name="_Toc226454507"/>
+      <w:bookmarkStart w:id="35" w:name="_Toc227531575"/>
       <w:r>
         <w:rPr>
           <w:b/>
@@ -7541,7 +7503,7 @@
       <w:pPr>
         <w:pStyle w:val="Heading2"/>
       </w:pPr>
-      <w:bookmarkStart w:id="36" w:name="_Toc222933837"/>
+      <w:bookmarkStart w:id="36" w:name="_Toc227531544"/>
       <w:r>
         <w:lastRenderedPageBreak/>
         <w:t>Brief Use Cases</w:t>
@@ -7553,7 +7515,7 @@
       <w:pPr>
         <w:pStyle w:val="Heading3"/>
       </w:pPr>
-      <w:bookmarkStart w:id="37" w:name="_Toc222933838"/>
+      <w:bookmarkStart w:id="37" w:name="_Toc227531545"/>
       <w:r>
         <w:t>View Problems</w:t>
       </w:r>
@@ -7660,7 +7622,7 @@
       <w:pPr>
         <w:pStyle w:val="Heading3"/>
       </w:pPr>
-      <w:bookmarkStart w:id="38" w:name="_Toc222933839"/>
+      <w:bookmarkStart w:id="38" w:name="_Toc227531546"/>
       <w:r>
         <w:t>Search/Filter Problems</w:t>
       </w:r>
@@ -7779,7 +7741,7 @@
       <w:pPr>
         <w:pStyle w:val="Heading3"/>
       </w:pPr>
-      <w:bookmarkStart w:id="39" w:name="_Toc222933840"/>
+      <w:bookmarkStart w:id="39" w:name="_Toc227531547"/>
       <w:r>
         <w:t>Solve Problem</w:t>
       </w:r>
@@ -7907,7 +7869,7 @@
       <w:pPr>
         <w:pStyle w:val="Heading3"/>
       </w:pPr>
-      <w:bookmarkStart w:id="40" w:name="_Toc222933841"/>
+      <w:bookmarkStart w:id="40" w:name="_Toc227531548"/>
       <w:r>
         <w:t>Sign Up</w:t>
       </w:r>
@@ -8052,7 +8014,7 @@
       <w:pPr>
         <w:pStyle w:val="Heading3"/>
       </w:pPr>
-      <w:bookmarkStart w:id="41" w:name="_Toc222933842"/>
+      <w:bookmarkStart w:id="41" w:name="_Toc227531549"/>
       <w:r>
         <w:lastRenderedPageBreak/>
         <w:t>Login</w:t>
@@ -8163,7 +8125,7 @@
       <w:pPr>
         <w:pStyle w:val="Heading3"/>
       </w:pPr>
-      <w:bookmarkStart w:id="42" w:name="_Toc222933843"/>
+      <w:bookmarkStart w:id="42" w:name="_Toc227531550"/>
       <w:r>
         <w:t>View Profile</w:t>
       </w:r>
@@ -8359,7 +8321,7 @@
       <w:pPr>
         <w:pStyle w:val="Heading3"/>
       </w:pPr>
-      <w:bookmarkStart w:id="43" w:name="_Toc222933844"/>
+      <w:bookmarkStart w:id="43" w:name="_Toc227531551"/>
       <w:r>
         <w:t>CRUD Problem</w:t>
       </w:r>
@@ -8594,7 +8556,7 @@
       <w:pPr>
         <w:pStyle w:val="Heading3"/>
       </w:pPr>
-      <w:bookmarkStart w:id="44" w:name="_Toc222933845"/>
+      <w:bookmarkStart w:id="44" w:name="_Toc227531552"/>
       <w:r>
         <w:lastRenderedPageBreak/>
         <w:t>CRUD Test Case</w:t>
@@ -8830,7 +8792,7 @@
       <w:pPr>
         <w:pStyle w:val="Heading3"/>
       </w:pPr>
-      <w:bookmarkStart w:id="45" w:name="_Toc222933846"/>
+      <w:bookmarkStart w:id="45" w:name="_Toc227531553"/>
       <w:r>
         <w:t>CRUD Class</w:t>
       </w:r>
@@ -9048,7 +9010,7 @@
       <w:pPr>
         <w:pStyle w:val="Heading3"/>
       </w:pPr>
-      <w:bookmarkStart w:id="46" w:name="_Toc222933847"/>
+      <w:bookmarkStart w:id="46" w:name="_Toc227531554"/>
       <w:r>
         <w:t>View Results</w:t>
       </w:r>
@@ -9278,7 +9240,7 @@
       <w:pPr>
         <w:pStyle w:val="Heading3"/>
       </w:pPr>
-      <w:bookmarkStart w:id="47" w:name="_Toc222933848"/>
+      <w:bookmarkStart w:id="47" w:name="_Toc227531555"/>
       <w:r>
         <w:t>View Leaderboard</w:t>
       </w:r>
@@ -9402,7 +9364,7 @@
       <w:pPr>
         <w:pStyle w:val="Heading2"/>
       </w:pPr>
-      <w:bookmarkStart w:id="48" w:name="_Toc222933849"/>
+      <w:bookmarkStart w:id="48" w:name="_Toc227531556"/>
       <w:r>
         <w:lastRenderedPageBreak/>
         <w:t>Detailed Use Cases</w:t>
@@ -9421,7 +9383,7 @@
       <w:pPr>
         <w:pStyle w:val="Heading3"/>
       </w:pPr>
-      <w:bookmarkStart w:id="49" w:name="_Toc222933850"/>
+      <w:bookmarkStart w:id="49" w:name="_Toc227531557"/>
       <w:r>
         <w:t>View Problems</w:t>
       </w:r>
@@ -9745,7 +9707,7 @@
       <w:pPr>
         <w:pStyle w:val="Heading3"/>
       </w:pPr>
-      <w:bookmarkStart w:id="50" w:name="_Toc222933851"/>
+      <w:bookmarkStart w:id="50" w:name="_Toc227531558"/>
       <w:r>
         <w:lastRenderedPageBreak/>
         <w:t>Search/Filter Problems</w:t>
@@ -10151,7 +10113,7 @@
       <w:pPr>
         <w:pStyle w:val="Heading3"/>
       </w:pPr>
-      <w:bookmarkStart w:id="51" w:name="_Toc222933852"/>
+      <w:bookmarkStart w:id="51" w:name="_Toc227531559"/>
       <w:r>
         <w:lastRenderedPageBreak/>
         <w:t>Solve Problem</w:t>
@@ -10445,11 +10407,9 @@
             <w:r>
               <w:t xml:space="preserve">these outputs with expected outputs defined in test cases and compiles </w:t>
             </w:r>
-            <w:proofErr w:type="gramStart"/>
             <w:r>
               <w:t>final results</w:t>
             </w:r>
-            <w:proofErr w:type="gramEnd"/>
             <w:r>
               <w:t xml:space="preserve"> </w:t>
             </w:r>
@@ -10652,7 +10612,7 @@
       <w:pPr>
         <w:pStyle w:val="Heading3"/>
       </w:pPr>
-      <w:bookmarkStart w:id="52" w:name="_Toc222933853"/>
+      <w:bookmarkStart w:id="52" w:name="_Toc227531560"/>
       <w:r>
         <w:lastRenderedPageBreak/>
         <w:t>Sign Up</w:t>
@@ -11017,7 +10977,7 @@
       <w:pPr>
         <w:pStyle w:val="Heading3"/>
       </w:pPr>
-      <w:bookmarkStart w:id="53" w:name="_Toc222933854"/>
+      <w:bookmarkStart w:id="53" w:name="_Toc227531561"/>
       <w:r>
         <w:t>Login</w:t>
       </w:r>
@@ -11365,7 +11325,7 @@
       <w:pPr>
         <w:pStyle w:val="Heading3"/>
       </w:pPr>
-      <w:bookmarkStart w:id="54" w:name="_Toc222933855"/>
+      <w:bookmarkStart w:id="54" w:name="_Toc227531562"/>
       <w:r>
         <w:t>View Profile</w:t>
       </w:r>
@@ -11917,7 +11877,7 @@
       <w:pPr>
         <w:pStyle w:val="Heading3"/>
       </w:pPr>
-      <w:bookmarkStart w:id="55" w:name="_Toc222933856"/>
+      <w:bookmarkStart w:id="55" w:name="_Toc227531563"/>
       <w:r>
         <w:lastRenderedPageBreak/>
         <w:t>CRUD Problem</w:t>
@@ -12870,7 +12830,7 @@
       <w:pPr>
         <w:pStyle w:val="Heading3"/>
       </w:pPr>
-      <w:bookmarkStart w:id="56" w:name="_Toc222933857"/>
+      <w:bookmarkStart w:id="56" w:name="_Toc227531564"/>
       <w:r>
         <w:lastRenderedPageBreak/>
         <w:t>CRUD Test Case</w:t>
@@ -13798,7 +13758,7 @@
       <w:pPr>
         <w:pStyle w:val="Heading3"/>
       </w:pPr>
-      <w:bookmarkStart w:id="57" w:name="_Toc222933858"/>
+      <w:bookmarkStart w:id="57" w:name="_Toc227531565"/>
       <w:r>
         <w:lastRenderedPageBreak/>
         <w:t>CRUD Class</w:t>
@@ -14727,7 +14687,7 @@
       <w:pPr>
         <w:pStyle w:val="Heading3"/>
       </w:pPr>
-      <w:bookmarkStart w:id="58" w:name="_Toc222933859"/>
+      <w:bookmarkStart w:id="58" w:name="_Toc227531566"/>
       <w:r>
         <w:lastRenderedPageBreak/>
         <w:t>View Results</w:t>
@@ -15063,7 +15023,7 @@
       <w:pPr>
         <w:pStyle w:val="Heading3"/>
       </w:pPr>
-      <w:bookmarkStart w:id="59" w:name="_Toc222933860"/>
+      <w:bookmarkStart w:id="59" w:name="_Toc227531567"/>
       <w:r>
         <w:lastRenderedPageBreak/>
         <w:t>View Leaderboard</w:t>
@@ -15610,7 +15570,7 @@
       <w:pPr>
         <w:pStyle w:val="Heading1"/>
       </w:pPr>
-      <w:bookmarkStart w:id="61" w:name="_Toc222933861"/>
+      <w:bookmarkStart w:id="61" w:name="_Toc227531568"/>
       <w:r>
         <w:lastRenderedPageBreak/>
         <w:t>Precedent and Inspiration</w:t>
@@ -15623,11 +15583,7 @@
         <w:jc w:val="both"/>
       </w:pPr>
       <w:r>
-        <w:t xml:space="preserve">The design of SETU Code Lab is inspired by existing platforms such as </w:t>
-      </w:r>
-      <w:proofErr w:type="spellStart"/>
-      <w:r>
-        <w:t>Leet</w:t>
+        <w:t>The design of SETU Code Lab is inspired by existing platforms such as Leet</w:t>
       </w:r>
       <w:r>
         <w:t>C</w:t>
@@ -15635,26 +15591,15 @@
       <w:r>
         <w:t>ode</w:t>
       </w:r>
-      <w:proofErr w:type="spellEnd"/>
       <w:r>
         <w:t>,</w:t>
       </w:r>
       <w:r>
-        <w:t xml:space="preserve"> </w:t>
-      </w:r>
-      <w:proofErr w:type="spellStart"/>
-      <w:r>
-        <w:t>HackerRank</w:t>
-      </w:r>
-      <w:proofErr w:type="spellEnd"/>
-      <w:r>
-        <w:t xml:space="preserve"> and </w:t>
-      </w:r>
-      <w:proofErr w:type="spellStart"/>
-      <w:r>
-        <w:t>CodeWars</w:t>
-      </w:r>
-      <w:proofErr w:type="spellEnd"/>
+        <w:t xml:space="preserve"> HackerRank</w:t>
+      </w:r>
+      <w:r>
+        <w:t xml:space="preserve"> and CodeWars</w:t>
+      </w:r>
       <w:r>
         <w:t>. These platforms have built</w:t>
       </w:r>
@@ -15724,34 +15669,19 @@
         <w:t xml:space="preserve">allow Lecturers to use the platform as a tool for practical lab work and simplify the grading process as they could see every student’s solution in one place. This </w:t>
       </w:r>
       <w:r>
-        <w:t xml:space="preserve">functionality is not available in </w:t>
-      </w:r>
-      <w:proofErr w:type="spellStart"/>
-      <w:r>
-        <w:t>LeetCode</w:t>
-      </w:r>
-      <w:proofErr w:type="spellEnd"/>
+        <w:t>functionality is not available in LeetCode</w:t>
+      </w:r>
       <w:r>
         <w:t xml:space="preserve">, </w:t>
       </w:r>
-      <w:proofErr w:type="spellStart"/>
       <w:r>
         <w:t>HackerRank</w:t>
       </w:r>
-      <w:proofErr w:type="spellEnd"/>
       <w:r>
         <w:t xml:space="preserve"> </w:t>
       </w:r>
       <w:r>
-        <w:t xml:space="preserve">or </w:t>
-      </w:r>
-      <w:proofErr w:type="spellStart"/>
-      <w:r>
-        <w:t>CodeWars</w:t>
-      </w:r>
-      <w:proofErr w:type="spellEnd"/>
-      <w:r>
-        <w:t xml:space="preserve"> and aims to save lecturers and students time and effort</w:t>
+        <w:t>or CodeWars and aims to save lecturers and students time and effort</w:t>
       </w:r>
       <w:r>
         <w:t>.</w:t>
@@ -15761,7 +15691,7 @@
       <w:pPr>
         <w:pStyle w:val="Heading1"/>
       </w:pPr>
-      <w:bookmarkStart w:id="62" w:name="_Toc222933862"/>
+      <w:bookmarkStart w:id="62" w:name="_Toc227531569"/>
       <w:r>
         <w:t>Success Metrics</w:t>
       </w:r>
@@ -15782,7 +15712,7 @@
       <w:pPr>
         <w:pStyle w:val="Heading2"/>
       </w:pPr>
-      <w:bookmarkStart w:id="63" w:name="_Toc222933863"/>
+      <w:bookmarkStart w:id="63" w:name="_Toc227531570"/>
       <w:r>
         <w:t>Functional Metrics</w:t>
       </w:r>
@@ -15861,7 +15791,7 @@
       <w:pPr>
         <w:pStyle w:val="Heading2"/>
       </w:pPr>
-      <w:bookmarkStart w:id="64" w:name="_Toc222933864"/>
+      <w:bookmarkStart w:id="64" w:name="_Toc227531571"/>
       <w:r>
         <w:t>Non-Functional Metrics</w:t>
       </w:r>
@@ -16041,7 +15971,7 @@
       <w:pPr>
         <w:pStyle w:val="Heading1"/>
       </w:pPr>
-      <w:bookmarkStart w:id="65" w:name="_Toc222933865"/>
+      <w:bookmarkStart w:id="65" w:name="_Toc227531572"/>
       <w:r>
         <w:lastRenderedPageBreak/>
         <w:t>Project Timeline</w:t>
@@ -18878,15 +18808,7 @@
               <w:t xml:space="preserve"> </w:t>
             </w:r>
             <w:r>
-              <w:t>Login/</w:t>
-            </w:r>
-            <w:proofErr w:type="spellStart"/>
-            <w:r>
-              <w:t>SignUp</w:t>
-            </w:r>
-            <w:proofErr w:type="spellEnd"/>
-            <w:r>
-              <w:t xml:space="preserve"> Use Cases</w:t>
+              <w:t>Login/SignUp Use Cases</w:t>
             </w:r>
           </w:p>
         </w:tc>
@@ -19848,7 +19770,7 @@
           <w:szCs w:val="16"/>
         </w:rPr>
       </w:pPr>
-      <w:bookmarkStart w:id="66" w:name="_Toc226454508"/>
+      <w:bookmarkStart w:id="66" w:name="_Toc227531576"/>
       <w:r>
         <w:rPr>
           <w:b/>
@@ -20918,15 +20840,7 @@
           </w:tcPr>
           <w:p>
             <w:r>
-              <w:t>Login/</w:t>
-            </w:r>
-            <w:proofErr w:type="spellStart"/>
-            <w:r>
-              <w:t>SignUp</w:t>
-            </w:r>
-            <w:proofErr w:type="spellEnd"/>
-            <w:r>
-              <w:t xml:space="preserve"> Use Cases</w:t>
+              <w:t>Login/SignUp Use Cases</w:t>
             </w:r>
           </w:p>
         </w:tc>
@@ -21355,7 +21269,7 @@
           <w:szCs w:val="16"/>
         </w:rPr>
       </w:pPr>
-      <w:bookmarkStart w:id="67" w:name="_Toc226454509"/>
+      <w:bookmarkStart w:id="67" w:name="_Toc227531577"/>
       <w:r>
         <w:rPr>
           <w:b/>
@@ -21415,7 +21329,7 @@
       <w:pPr>
         <w:pStyle w:val="Heading1"/>
       </w:pPr>
-      <w:bookmarkStart w:id="68" w:name="_Toc222933866"/>
+      <w:bookmarkStart w:id="68" w:name="_Toc227531573"/>
       <w:r>
         <w:lastRenderedPageBreak/>
         <w:t>Bibliography</w:t>
@@ -21426,11 +21340,9 @@
       <w:pPr>
         <w:spacing w:after="0"/>
       </w:pPr>
-      <w:proofErr w:type="spellStart"/>
       <w:r>
         <w:t>Statcounter</w:t>
       </w:r>
-      <w:proofErr w:type="spellEnd"/>
       <w:r>
         <w:t>,</w:t>
       </w:r>
@@ -21887,52 +21799,15 @@
       <w:pPr>
         <w:spacing w:after="0" w:line="240" w:lineRule="auto"/>
       </w:pPr>
-      <w:proofErr w:type="spellStart"/>
-      <w:r>
-        <w:t>DigitalOcean</w:t>
-      </w:r>
-      <w:proofErr w:type="spellEnd"/>
-      <w:r>
-        <w:t xml:space="preserve">, 2025. </w:t>
+      <w:r>
+        <w:t xml:space="preserve">DigitalOcean, 2025. </w:t>
       </w:r>
       <w:r>
         <w:rPr>
           <w:i/>
           <w:iCs/>
         </w:rPr>
-        <w:t>VPS Hosting Plans – Starting at $4/</w:t>
-      </w:r>
-      <w:proofErr w:type="spellStart"/>
-      <w:r>
-        <w:rPr>
-          <w:i/>
-          <w:iCs/>
-        </w:rPr>
-        <w:t>mo</w:t>
-      </w:r>
-      <w:proofErr w:type="spellEnd"/>
-      <w:r>
-        <w:rPr>
-          <w:i/>
-          <w:iCs/>
-        </w:rPr>
-        <w:t xml:space="preserve"> | </w:t>
-      </w:r>
-      <w:proofErr w:type="spellStart"/>
-      <w:r>
-        <w:rPr>
-          <w:i/>
-          <w:iCs/>
-        </w:rPr>
-        <w:t>DigitalOcean</w:t>
-      </w:r>
-      <w:proofErr w:type="spellEnd"/>
-      <w:r>
-        <w:rPr>
-          <w:i/>
-          <w:iCs/>
-        </w:rPr>
-        <w:t>.</w:t>
+        <w:t>VPS Hosting Plans – Starting at $4/mo | DigitalOcean.</w:t>
       </w:r>
       <w:r>
         <w:t xml:space="preserve"> [Online]</w:t>
@@ -27901,53 +27776,15 @@
 </file>
 
 <file path=customXml/item1.xml><?xml version="1.0" encoding="utf-8"?>
-<p:properties xmlns:p="http://schemas.microsoft.com/office/2006/metadata/properties" xmlns:xsi="http://www.w3.org/2001/XMLSchema-instance" xmlns:pc="http://schemas.microsoft.com/office/infopath/2007/PartnerControls">
-  <documentManagement>
-    <_activity xmlns="d771323b-a791-478d-9b6d-73d514b85121" xsi:nil="true"/>
-  </documentManagement>
-</p:properties>
+<?mso-contentType ?>
+<FormTemplates xmlns="http://schemas.microsoft.com/sharepoint/v3/contenttype/forms">
+  <Display>DocumentLibraryForm</Display>
+  <Edit>DocumentLibraryForm</Edit>
+  <New>DocumentLibraryForm</New>
+</FormTemplates>
 </file>
 
 <file path=customXml/item2.xml><?xml version="1.0" encoding="utf-8"?>
-<b:Sources xmlns:b="http://schemas.openxmlformats.org/officeDocument/2006/bibliography" xmlns="http://schemas.openxmlformats.org/officeDocument/2006/bibliography" SelectedStyle="\APASixthEditionOfficeOnline.xsl" StyleName="APA" Version="6">
-  <b:Source>
-    <b:Tag>Met25</b:Tag>
-    <b:SourceType>InternetSite</b:SourceType>
-    <b:Guid>{6A2527E9-2EC4-494C-ADEC-1C3573CA9124}</b:Guid>
-    <b:Author>
-      <b:Author>
-        <b:Corporate>Meta Platforms</b:Corporate>
-      </b:Author>
-    </b:Author>
-    <b:Title>Quick Start - React</b:Title>
-    <b:InternetSiteTitle>React</b:InternetSiteTitle>
-    <b:Year>2025</b:Year>
-    <b:Month>November</b:Month>
-    <b:Day>07</b:Day>
-    <b:URL>https://react.dev/learn</b:URL>
-    <b:RefOrder>1</b:RefOrder>
-  </b:Source>
-  <b:Source>
-    <b:Tag>Mic25</b:Tag>
-    <b:SourceType>InternetSite</b:SourceType>
-    <b:Guid>{3E7981E2-D0C1-447C-8E11-7D2A7CB375E9}</b:Guid>
-    <b:Author>
-      <b:Author>
-        <b:Corporate>Microsoft</b:Corporate>
-      </b:Author>
-    </b:Author>
-    <b:Title>TypeScript: The Starting Point for Learning TypeScript</b:Title>
-    <b:InternetSiteTitle>TypeScript</b:InternetSiteTitle>
-    <b:Year>2025</b:Year>
-    <b:Month>November</b:Month>
-    <b:Day>7</b:Day>
-    <b:URL>https://www.typescriptlang.org/docs/</b:URL>
-    <b:RefOrder>2</b:RefOrder>
-  </b:Source>
-</b:Sources>
-</file>
-
-<file path=customXml/item3.xml><?xml version="1.0" encoding="utf-8"?>
 <ct:contentTypeSchema xmlns:ct="http://schemas.microsoft.com/office/2006/metadata/contentType" xmlns:ma="http://schemas.microsoft.com/office/2006/metadata/properties/metaAttributes" ct:_="" ma:_="" ma:contentTypeName="Document" ma:contentTypeID="0x010100306283214E9BE44C91F937894DD612A6" ma:contentTypeVersion="15" ma:contentTypeDescription="Create a new document." ma:contentTypeScope="" ma:versionID="4a87eb5e74377b26ce3e79e28ddaa0f0">
   <xsd:schema xmlns:xsd="http://www.w3.org/2001/XMLSchema" xmlns:xs="http://www.w3.org/2001/XMLSchema" xmlns:p="http://schemas.microsoft.com/office/2006/metadata/properties" xmlns:ns3="d771323b-a791-478d-9b6d-73d514b85121" xmlns:ns4="26d13681-40f3-45ef-a4bd-75e70b9e3c47" targetNamespace="http://schemas.microsoft.com/office/2006/metadata/properties" ma:root="true" ma:fieldsID="dfd8faeeafbb013350e5ee8ad0ffd83b" ns3:_="" ns4:_="">
     <xsd:import namespace="d771323b-a791-478d-9b6d-73d514b85121"/>
@@ -28180,34 +28017,62 @@
 </ct:contentTypeSchema>
 </file>
 
+<file path=customXml/item3.xml><?xml version="1.0" encoding="utf-8"?>
+<b:Sources xmlns:b="http://schemas.openxmlformats.org/officeDocument/2006/bibliography" xmlns="http://schemas.openxmlformats.org/officeDocument/2006/bibliography" SelectedStyle="\APASixthEditionOfficeOnline.xsl" StyleName="APA" Version="6">
+  <b:Source>
+    <b:Tag>Met25</b:Tag>
+    <b:SourceType>InternetSite</b:SourceType>
+    <b:Guid>{6A2527E9-2EC4-494C-ADEC-1C3573CA9124}</b:Guid>
+    <b:Author>
+      <b:Author>
+        <b:Corporate>Meta Platforms</b:Corporate>
+      </b:Author>
+    </b:Author>
+    <b:Title>Quick Start - React</b:Title>
+    <b:InternetSiteTitle>React</b:InternetSiteTitle>
+    <b:Year>2025</b:Year>
+    <b:Month>November</b:Month>
+    <b:Day>07</b:Day>
+    <b:URL>https://react.dev/learn</b:URL>
+    <b:RefOrder>1</b:RefOrder>
+  </b:Source>
+  <b:Source>
+    <b:Tag>Mic25</b:Tag>
+    <b:SourceType>InternetSite</b:SourceType>
+    <b:Guid>{3E7981E2-D0C1-447C-8E11-7D2A7CB375E9}</b:Guid>
+    <b:Author>
+      <b:Author>
+        <b:Corporate>Microsoft</b:Corporate>
+      </b:Author>
+    </b:Author>
+    <b:Title>TypeScript: The Starting Point for Learning TypeScript</b:Title>
+    <b:InternetSiteTitle>TypeScript</b:InternetSiteTitle>
+    <b:Year>2025</b:Year>
+    <b:Month>November</b:Month>
+    <b:Day>7</b:Day>
+    <b:URL>https://www.typescriptlang.org/docs/</b:URL>
+    <b:RefOrder>2</b:RefOrder>
+  </b:Source>
+</b:Sources>
+</file>
+
 <file path=customXml/item4.xml><?xml version="1.0" encoding="utf-8"?>
-<?mso-contentType ?>
-<FormTemplates xmlns="http://schemas.microsoft.com/sharepoint/v3/contenttype/forms">
-  <Display>DocumentLibraryForm</Display>
-  <Edit>DocumentLibraryForm</Edit>
-  <New>DocumentLibraryForm</New>
-</FormTemplates>
+<p:properties xmlns:p="http://schemas.microsoft.com/office/2006/metadata/properties" xmlns:xsi="http://www.w3.org/2001/XMLSchema-instance" xmlns:pc="http://schemas.microsoft.com/office/infopath/2007/PartnerControls">
+  <documentManagement>
+    <_activity xmlns="d771323b-a791-478d-9b6d-73d514b85121" xsi:nil="true"/>
+  </documentManagement>
+</p:properties>
 </file>
 
 <file path=customXml/itemProps1.xml><?xml version="1.0" encoding="utf-8"?>
-<ds:datastoreItem xmlns:ds="http://schemas.openxmlformats.org/officeDocument/2006/customXml" ds:itemID="{B880B37A-A938-4FDF-8755-14BA0037DA8E}">
+<ds:datastoreItem xmlns:ds="http://schemas.openxmlformats.org/officeDocument/2006/customXml" ds:itemID="{A5F10A19-789D-4CBB-9A68-C6965315A38E}">
   <ds:schemaRefs>
-    <ds:schemaRef ds:uri="http://schemas.microsoft.com/office/2006/metadata/properties"/>
-    <ds:schemaRef ds:uri="http://schemas.microsoft.com/office/infopath/2007/PartnerControls"/>
-    <ds:schemaRef ds:uri="d771323b-a791-478d-9b6d-73d514b85121"/>
+    <ds:schemaRef ds:uri="http://schemas.microsoft.com/sharepoint/v3/contenttype/forms"/>
   </ds:schemaRefs>
 </ds:datastoreItem>
 </file>
 
 <file path=customXml/itemProps2.xml><?xml version="1.0" encoding="utf-8"?>
-<ds:datastoreItem xmlns:ds="http://schemas.openxmlformats.org/officeDocument/2006/customXml" ds:itemID="{7E2993F4-F8E8-4E92-A5C4-2020EB96D530}">
-  <ds:schemaRefs>
-    <ds:schemaRef ds:uri="http://schemas.openxmlformats.org/officeDocument/2006/bibliography"/>
-  </ds:schemaRefs>
-</ds:datastoreItem>
-</file>
-
-<file path=customXml/itemProps3.xml><?xml version="1.0" encoding="utf-8"?>
 <ds:datastoreItem xmlns:ds="http://schemas.openxmlformats.org/officeDocument/2006/customXml" ds:itemID="{6A1E77AA-B266-4ABA-8F51-9FC112AB4B42}">
   <ds:schemaRefs>
     <ds:schemaRef ds:uri="http://schemas.microsoft.com/office/2006/metadata/contentType"/>
@@ -28226,10 +28091,20 @@
 </ds:datastoreItem>
 </file>
 
+<file path=customXml/itemProps3.xml><?xml version="1.0" encoding="utf-8"?>
+<ds:datastoreItem xmlns:ds="http://schemas.openxmlformats.org/officeDocument/2006/customXml" ds:itemID="{7E2993F4-F8E8-4E92-A5C4-2020EB96D530}">
+  <ds:schemaRefs>
+    <ds:schemaRef ds:uri="http://schemas.openxmlformats.org/officeDocument/2006/bibliography"/>
+  </ds:schemaRefs>
+</ds:datastoreItem>
+</file>
+
 <file path=customXml/itemProps4.xml><?xml version="1.0" encoding="utf-8"?>
-<ds:datastoreItem xmlns:ds="http://schemas.openxmlformats.org/officeDocument/2006/customXml" ds:itemID="{A5F10A19-789D-4CBB-9A68-C6965315A38E}">
+<ds:datastoreItem xmlns:ds="http://schemas.openxmlformats.org/officeDocument/2006/customXml" ds:itemID="{B880B37A-A938-4FDF-8755-14BA0037DA8E}">
   <ds:schemaRefs>
-    <ds:schemaRef ds:uri="http://schemas.microsoft.com/sharepoint/v3/contenttype/forms"/>
+    <ds:schemaRef ds:uri="http://schemas.microsoft.com/office/2006/metadata/properties"/>
+    <ds:schemaRef ds:uri="http://schemas.microsoft.com/office/infopath/2007/PartnerControls"/>
+    <ds:schemaRef ds:uri="d771323b-a791-478d-9b6d-73d514b85121"/>
   </ds:schemaRefs>
 </ds:datastoreItem>
 </file>